--- a/mokdong2/2fin/word/md2s2_vocab_test_exam.docx
+++ b/mokdong2/2fin/word/md2s2_vocab_test_exam.docx
@@ -55,7 +55,7 @@
           <w:sz w:val="17"/>
           <w:u w:val="none"/>
         </w:rPr>
-        <w:t>배점: 4점 6문항(3·6·10·13·17·18번) / 3점 14문항 · 「있는 대로」 복수정답 3문항(6·10·13번) · 서술형 4문항(16·17·18·19번)</w:t>
+        <w:t>배점: 4점 6문항(3·4·8·15·18·19번) / 3점 14문항 · 「있는 대로」 3문항(3·8·15번) · 서술형 5문항(16·17·18·19·20번)</w:t>
       </w:r>
     </w:p>
     <w:p>
@@ -70,7 +70,7 @@
           <w:sz w:val="21"/>
           <w:u w:val="none"/>
         </w:rPr>
-        <w:t>■ [1~6] 영영풀이 · 단어 의미</w:t>
+        <w:t>■ [1~5] 영영풀이 · 퍼즐 · 철자 조합</w:t>
       </w:r>
     </w:p>
     <w:p>
@@ -125,7 +125,7 @@
           <w:sz w:val="20"/>
           <w:u w:val="none"/>
         </w:rPr>
-        <w:t>a sign or some information that helps you to find the answer to a problem or question</w:t>
+        <w:t>to take part in or become involved in an activity</w:t>
       </w:r>
     </w:p>
     <w:p>
@@ -140,7 +140,7 @@
           <w:sz w:val="20"/>
           <w:u w:val="none"/>
         </w:rPr>
-        <w:t>① dot    ② clue    ③ figure    ④ fair    ⑤ hall</w:t>
+        <w:t>① celebrate    ② decorate    ③ participate    ④ represent    ⑤ continue</w:t>
       </w:r>
     </w:p>
     <w:p>
@@ -164,16 +164,268 @@
           <w:sz w:val="20"/>
           <w:u w:val="none"/>
         </w:rPr>
-        <w:t xml:space="preserve">다음 영영풀이에 해당하는 단어는? </w:t>
-      </w:r>
-      <w:r>
-        <w:rPr>
-          <w:b w:val="0"/>
+        <w:t xml:space="preserve">단어와 영영풀이의 연결이 </w:t>
+      </w:r>
+      <w:r>
+        <w:rPr>
+          <w:b/>
           <w:i w:val="0"/>
           <w:sz w:val="20"/>
           <w:u w:val="none"/>
         </w:rPr>
+        <w:t>어색한</w:t>
+      </w:r>
+      <w:r>
+        <w:rPr>
+          <w:b w:val="0"/>
+          <w:i w:val="0"/>
+          <w:sz w:val="20"/>
+          <w:u w:val="none"/>
+        </w:rPr>
+        <w:t xml:space="preserve"> 것은? </w:t>
+      </w:r>
+      <w:r>
+        <w:rPr>
+          <w:b w:val="0"/>
+          <w:i w:val="0"/>
+          <w:sz w:val="20"/>
+          <w:u w:val="none"/>
+        </w:rPr>
         <w:t>(3점)</w:t>
+      </w:r>
+    </w:p>
+    <w:p>
+      <w:pPr>
+        <w:spacing w:after="10"/>
+        <w:ind w:left="170"/>
+      </w:pPr>
+      <w:r>
+        <w:rPr>
+          <w:b w:val="0"/>
+          <w:i w:val="0"/>
+          <w:sz w:val="20"/>
+          <w:u w:val="none"/>
+        </w:rPr>
+        <w:t>① chew: to break food into smaller, softer pieces with the teeth</w:t>
+      </w:r>
+    </w:p>
+    <w:p>
+      <w:pPr>
+        <w:spacing w:after="10"/>
+        <w:ind w:left="170"/>
+      </w:pPr>
+      <w:r>
+        <w:rPr>
+          <w:b w:val="0"/>
+          <w:i w:val="0"/>
+          <w:sz w:val="20"/>
+          <w:u w:val="none"/>
+        </w:rPr>
+        <w:t>② leafless: having no leaves</w:t>
+      </w:r>
+    </w:p>
+    <w:p>
+      <w:pPr>
+        <w:spacing w:after="10"/>
+        <w:ind w:left="170"/>
+      </w:pPr>
+      <w:r>
+        <w:rPr>
+          <w:b w:val="0"/>
+          <w:i w:val="0"/>
+          <w:sz w:val="20"/>
+          <w:u w:val="none"/>
+        </w:rPr>
+        <w:t>③ hip: following the latest fashions in music and clothes</w:t>
+      </w:r>
+    </w:p>
+    <w:p>
+      <w:pPr>
+        <w:spacing w:after="10"/>
+        <w:ind w:left="170"/>
+      </w:pPr>
+      <w:r>
+        <w:rPr>
+          <w:b w:val="0"/>
+          <w:i w:val="0"/>
+          <w:sz w:val="20"/>
+          <w:u w:val="none"/>
+        </w:rPr>
+        <w:t>④ selfless: caring more about your own needs and interests than about other people's</w:t>
+      </w:r>
+    </w:p>
+    <w:p>
+      <w:pPr>
+        <w:spacing w:after="10"/>
+        <w:ind w:left="170"/>
+      </w:pPr>
+      <w:r>
+        <w:rPr>
+          <w:b w:val="0"/>
+          <w:i w:val="0"/>
+          <w:sz w:val="20"/>
+          <w:u w:val="none"/>
+        </w:rPr>
+        <w:t>⑤ gather: to come together in a group in one place</w:t>
+      </w:r>
+    </w:p>
+    <w:p>
+      <w:pPr>
+        <w:spacing w:after="20" w:before="50"/>
+      </w:pPr>
+      <w:r>
+        <w:rPr>
+          <w:b/>
+          <w:i w:val="0"/>
+          <w:color w:val="1F3864"/>
+          <w:sz w:val="20"/>
+          <w:u w:val="none"/>
+        </w:rPr>
+        <w:t xml:space="preserve">3. </w:t>
+      </w:r>
+      <w:r>
+        <w:rPr>
+          <w:b w:val="0"/>
+          <w:i w:val="0"/>
+          <w:sz w:val="20"/>
+          <w:u w:val="none"/>
+        </w:rPr>
+        <w:t xml:space="preserve">단어와 영영풀이가 바르게 연결된 것을 </w:t>
+      </w:r>
+      <w:r>
+        <w:rPr>
+          <w:b/>
+          <w:i w:val="0"/>
+          <w:sz w:val="20"/>
+          <w:u w:val="none"/>
+        </w:rPr>
+        <w:t>있는 대로</w:t>
+      </w:r>
+      <w:r>
+        <w:rPr>
+          <w:b w:val="0"/>
+          <w:i w:val="0"/>
+          <w:sz w:val="20"/>
+          <w:u w:val="none"/>
+        </w:rPr>
+        <w:t xml:space="preserve"> 고르면? </w:t>
+      </w:r>
+      <w:r>
+        <w:rPr>
+          <w:b w:val="0"/>
+          <w:i w:val="0"/>
+          <w:sz w:val="20"/>
+          <w:u w:val="none"/>
+        </w:rPr>
+        <w:t>(4점)</w:t>
+      </w:r>
+    </w:p>
+    <w:p>
+      <w:pPr>
+        <w:spacing w:after="10"/>
+        <w:ind w:left="170"/>
+      </w:pPr>
+      <w:r>
+        <w:rPr>
+          <w:b w:val="0"/>
+          <w:i w:val="0"/>
+          <w:sz w:val="20"/>
+          <w:u w:val="none"/>
+        </w:rPr>
+        <w:t>① historic: important in history</w:t>
+      </w:r>
+    </w:p>
+    <w:p>
+      <w:pPr>
+        <w:spacing w:after="10"/>
+        <w:ind w:left="170"/>
+      </w:pPr>
+      <w:r>
+        <w:rPr>
+          <w:b w:val="0"/>
+          <w:i w:val="0"/>
+          <w:sz w:val="20"/>
+          <w:u w:val="none"/>
+        </w:rPr>
+        <w:t>② independence: not governed or ruled by another country</w:t>
+      </w:r>
+    </w:p>
+    <w:p>
+      <w:pPr>
+        <w:spacing w:after="10"/>
+        <w:ind w:left="170"/>
+      </w:pPr>
+      <w:r>
+        <w:rPr>
+          <w:b w:val="0"/>
+          <w:i w:val="0"/>
+          <w:sz w:val="20"/>
+          <w:u w:val="none"/>
+        </w:rPr>
+        <w:t>③ medicine: a long story about imaginary characters and events</w:t>
+      </w:r>
+    </w:p>
+    <w:p>
+      <w:pPr>
+        <w:spacing w:after="10"/>
+        <w:ind w:left="170"/>
+      </w:pPr>
+      <w:r>
+        <w:rPr>
+          <w:b w:val="0"/>
+          <w:i w:val="0"/>
+          <w:sz w:val="20"/>
+          <w:u w:val="none"/>
+        </w:rPr>
+        <w:t>④ cemetery: a place where people put dead bodies in the ground</w:t>
+      </w:r>
+    </w:p>
+    <w:p>
+      <w:pPr>
+        <w:spacing w:after="10"/>
+        <w:ind w:left="170"/>
+      </w:pPr>
+      <w:r>
+        <w:rPr>
+          <w:b w:val="0"/>
+          <w:i w:val="0"/>
+          <w:sz w:val="20"/>
+          <w:u w:val="none"/>
+        </w:rPr>
+        <w:t>⑤ research: to suggest that someone or something would be good</w:t>
+      </w:r>
+    </w:p>
+    <w:p>
+      <w:pPr>
+        <w:spacing w:after="20" w:before="50"/>
+      </w:pPr>
+      <w:r>
+        <w:rPr>
+          <w:b/>
+          <w:i w:val="0"/>
+          <w:color w:val="1F3864"/>
+          <w:sz w:val="20"/>
+          <w:u w:val="none"/>
+        </w:rPr>
+        <w:t xml:space="preserve">4. </w:t>
+      </w:r>
+      <w:r>
+        <w:rPr>
+          <w:b w:val="0"/>
+          <w:i w:val="0"/>
+          <w:sz w:val="20"/>
+          <w:u w:val="none"/>
+        </w:rPr>
+        <w:t xml:space="preserve">(a)~(d)의 영영풀이에 해당하는 단어를 퍼즐에 넣었을 때, 음영 칸(괄호 속 번째 철자)을 차례로 모아 만든 단어의 영영풀이로 알맞은 것은? </w:t>
+      </w:r>
+      <w:r>
+        <w:rPr>
+          <w:b w:val="0"/>
+          <w:i w:val="0"/>
+          <w:sz w:val="20"/>
+          <w:u w:val="none"/>
+        </w:rPr>
+        <w:t>(4점)</w:t>
       </w:r>
     </w:p>
     <w:p>
@@ -195,14 +447,11 @@
           <w:sz w:val="20"/>
           <w:u w:val="none"/>
         </w:rPr>
-        <w:t>to put something into a hole in the ground and cover it</w:t>
-      </w:r>
-    </w:p>
-    <w:p>
-      <w:pPr>
-        <w:spacing w:after="30"/>
-        <w:ind w:left="170"/>
-      </w:pPr>
+        <w:t>(a) a place where movies are shown → ( 1번째 철자 )</w:t>
+      </w:r>
+      <w:r>
+        <w:br/>
+      </w:r>
       <w:r>
         <w:rPr>
           <w:b w:val="0"/>
@@ -210,22 +459,22 @@
           <w:sz w:val="20"/>
           <w:u w:val="none"/>
         </w:rPr>
-        <w:t>① hide    ② gather    ③ bury    ④ continue    ⑤ research</w:t>
-      </w:r>
-    </w:p>
-    <w:p>
-      <w:pPr>
-        <w:spacing w:after="20" w:before="50"/>
-      </w:pPr>
-      <w:r>
-        <w:rPr>
-          <w:b/>
-          <w:i w:val="0"/>
-          <w:color w:val="1F3864"/>
+        <w:t>(b) full of life and energy → ( 1번째 철자 )</w:t>
+      </w:r>
+      <w:r>
+        <w:br/>
+      </w:r>
+      <w:r>
+        <w:rPr>
+          <w:b w:val="0"/>
+          <w:i w:val="0"/>
           <w:sz w:val="20"/>
           <w:u w:val="none"/>
         </w:rPr>
-        <w:t xml:space="preserve">3. </w:t>
+        <w:t>(c) a playing area that is surrounded by seats, for sports, concerts, and other events → ( 6번째 철자 )</w:t>
+      </w:r>
+      <w:r>
+        <w:br/>
       </w:r>
       <w:r>
         <w:rPr>
@@ -234,34 +483,7 @@
           <w:sz w:val="20"/>
           <w:u w:val="none"/>
         </w:rPr>
-        <w:t xml:space="preserve">단어와 영영풀이의 연결이 </w:t>
-      </w:r>
-      <w:r>
-        <w:rPr>
-          <w:b/>
-          <w:i w:val="0"/>
-          <w:sz w:val="20"/>
-          <w:u w:val="none"/>
-        </w:rPr>
-        <w:t>어색한</w:t>
-      </w:r>
-      <w:r>
-        <w:rPr>
-          <w:b w:val="0"/>
-          <w:i w:val="0"/>
-          <w:sz w:val="20"/>
-          <w:u w:val="none"/>
-        </w:rPr>
-        <w:t xml:space="preserve"> 것은? </w:t>
-      </w:r>
-      <w:r>
-        <w:rPr>
-          <w:b w:val="0"/>
-          <w:i w:val="0"/>
-          <w:sz w:val="20"/>
-          <w:u w:val="none"/>
-        </w:rPr>
-        <w:t>(4점)</w:t>
+        <w:t>(d) having no leaves → ( 2번째 철자 )</w:t>
       </w:r>
     </w:p>
     <w:p>
@@ -276,7 +498,7 @@
           <w:sz w:val="20"/>
           <w:u w:val="none"/>
         </w:rPr>
-        <w:t>① leafless – having no leaves</w:t>
+        <w:t>① a very small round mark</w:t>
       </w:r>
     </w:p>
     <w:p>
@@ -291,7 +513,7 @@
           <w:sz w:val="20"/>
           <w:u w:val="none"/>
         </w:rPr>
-        <w:t>② hip – following the latest fashions in music and clothes</w:t>
+        <w:t>② a person or an animal in a drawing, painting, etc.</w:t>
       </w:r>
     </w:p>
     <w:p>
@@ -306,7 +528,7 @@
           <w:sz w:val="20"/>
           <w:u w:val="none"/>
         </w:rPr>
-        <w:t>③ cemetery – a place where movies are shown</w:t>
+        <w:t>③ a sign or some information that helps you to find the answer to a problem or question</w:t>
       </w:r>
     </w:p>
     <w:p>
@@ -321,7 +543,7 @@
           <w:sz w:val="20"/>
           <w:u w:val="none"/>
         </w:rPr>
-        <w:t>④ foreigner – a person who comes from another country</w:t>
+        <w:t>④ a thought or belief about something or someone</w:t>
       </w:r>
     </w:p>
     <w:p>
@@ -336,7 +558,7 @@
           <w:sz w:val="20"/>
           <w:u w:val="none"/>
         </w:rPr>
-        <w:t>⑤ pleasure – a state of feeling or being happy</w:t>
+        <w:t>⑤ a large public event at which there are various kinds of competitions, games, rides and entertainment</w:t>
       </w:r>
     </w:p>
     <w:p>
@@ -351,7 +573,7 @@
           <w:sz w:val="20"/>
           <w:u w:val="none"/>
         </w:rPr>
-        <w:t xml:space="preserve">4. </w:t>
+        <w:t xml:space="preserve">5. </w:t>
       </w:r>
       <w:r>
         <w:rPr>
@@ -360,7 +582,166 @@
           <w:sz w:val="20"/>
           <w:u w:val="none"/>
         </w:rPr>
-        <w:t xml:space="preserve">다음 영영풀이에 해당하는 단어는? </w:t>
+        <w:t xml:space="preserve">주어진 철자를 바르게 배열한 단어와 그 영영풀이의 연결이 </w:t>
+      </w:r>
+      <w:r>
+        <w:rPr>
+          <w:b/>
+          <w:i w:val="0"/>
+          <w:sz w:val="20"/>
+          <w:u w:val="none"/>
+        </w:rPr>
+        <w:t>어색한</w:t>
+      </w:r>
+      <w:r>
+        <w:rPr>
+          <w:b w:val="0"/>
+          <w:i w:val="0"/>
+          <w:sz w:val="20"/>
+          <w:u w:val="none"/>
+        </w:rPr>
+        <w:t xml:space="preserve"> 것은? </w:t>
+      </w:r>
+      <w:r>
+        <w:rPr>
+          <w:b w:val="0"/>
+          <w:i w:val="0"/>
+          <w:sz w:val="20"/>
+          <w:u w:val="none"/>
+        </w:rPr>
+        <w:t>(3점)</w:t>
+      </w:r>
+    </w:p>
+    <w:p>
+      <w:pPr>
+        <w:spacing w:after="10"/>
+        <w:ind w:left="170"/>
+      </w:pPr>
+      <w:r>
+        <w:rPr>
+          <w:b w:val="0"/>
+          <w:i w:val="0"/>
+          <w:sz w:val="20"/>
+          <w:u w:val="none"/>
+        </w:rPr>
+        <w:t>① TRALA → altar: a type of table used in ceremonies</w:t>
+      </w:r>
+    </w:p>
+    <w:p>
+      <w:pPr>
+        <w:spacing w:after="10"/>
+        <w:ind w:left="170"/>
+      </w:pPr>
+      <w:r>
+        <w:rPr>
+          <w:b w:val="0"/>
+          <w:i w:val="0"/>
+          <w:sz w:val="20"/>
+          <w:u w:val="none"/>
+        </w:rPr>
+        <w:t>② SETATU → statue: a large art object of a person or an animal that is made from a hard material like stone or metal</w:t>
+      </w:r>
+    </w:p>
+    <w:p>
+      <w:pPr>
+        <w:spacing w:after="10"/>
+        <w:ind w:left="170"/>
+      </w:pPr>
+      <w:r>
+        <w:rPr>
+          <w:b w:val="0"/>
+          <w:i w:val="0"/>
+          <w:sz w:val="20"/>
+          <w:u w:val="none"/>
+        </w:rPr>
+        <w:t>③ LKEESTON → skeleton: the structure of bones that support the body of a person or an animal</w:t>
+      </w:r>
+    </w:p>
+    <w:p>
+      <w:pPr>
+        <w:spacing w:after="10"/>
+        <w:ind w:left="170"/>
+      </w:pPr>
+      <w:r>
+        <w:rPr>
+          <w:b w:val="0"/>
+          <w:i w:val="0"/>
+          <w:sz w:val="20"/>
+          <w:u w:val="none"/>
+        </w:rPr>
+        <w:t>④ EMRTEECY → cemetery: a place where people put dead bodies in the ground</w:t>
+      </w:r>
+    </w:p>
+    <w:p>
+      <w:pPr>
+        <w:spacing w:after="10"/>
+        <w:ind w:left="170"/>
+      </w:pPr>
+      <w:r>
+        <w:rPr>
+          <w:b w:val="0"/>
+          <w:i w:val="0"/>
+          <w:sz w:val="20"/>
+          <w:u w:val="none"/>
+        </w:rPr>
+        <w:t>⑤ OIFWRESKR → fireworks: a line of people or vehicles moving together through a public place in order to celebrate an important day or event</w:t>
+      </w:r>
+    </w:p>
+    <w:p>
+      <w:pPr>
+        <w:spacing w:after="30" w:before="100"/>
+      </w:pPr>
+      <w:r>
+        <w:rPr>
+          <w:b/>
+          <w:i w:val="0"/>
+          <w:color w:val="1F3864"/>
+          <w:sz w:val="21"/>
+          <w:u w:val="none"/>
+        </w:rPr>
+        <w:t>■ [6~12] 문맥 어휘 · 숙어 · 품사 혼동</w:t>
+      </w:r>
+    </w:p>
+    <w:p>
+      <w:pPr>
+        <w:spacing w:after="20" w:before="50"/>
+      </w:pPr>
+      <w:r>
+        <w:rPr>
+          <w:b/>
+          <w:i w:val="0"/>
+          <w:color w:val="1F3864"/>
+          <w:sz w:val="20"/>
+          <w:u w:val="none"/>
+        </w:rPr>
+        <w:t xml:space="preserve">6. </w:t>
+      </w:r>
+      <w:r>
+        <w:rPr>
+          <w:b w:val="0"/>
+          <w:i w:val="0"/>
+          <w:sz w:val="20"/>
+          <w:u w:val="none"/>
+        </w:rPr>
+        <w:t xml:space="preserve">〈보기〉의 단어 중 (a)~(d)의 어느 빈칸에도 들어갈 수 </w:t>
+      </w:r>
+      <w:r>
+        <w:rPr>
+          <w:b/>
+          <w:i w:val="0"/>
+          <w:sz w:val="20"/>
+          <w:u w:val="none"/>
+        </w:rPr>
+        <w:t>없는</w:t>
+      </w:r>
+      <w:r>
+        <w:rPr>
+          <w:b w:val="0"/>
+          <w:i w:val="0"/>
+          <w:sz w:val="20"/>
+          <w:u w:val="none"/>
+        </w:rPr>
+        <w:t xml:space="preserve"> 것은? </w:t>
       </w:r>
       <w:r>
         <w:rPr>
@@ -391,7 +772,55 @@
           <w:sz w:val="20"/>
           <w:u w:val="none"/>
         </w:rPr>
-        <w:t>a type of table used in ceremonies</w:t>
+        <w:t>〈보기〉 possible · celebrate · matter · decorate · giant</w:t>
+      </w:r>
+      <w:r>
+        <w:br/>
+      </w:r>
+      <w:r>
+        <w:rPr>
+          <w:b w:val="0"/>
+          <w:i w:val="0"/>
+          <w:sz w:val="20"/>
+          <w:u w:val="none"/>
+        </w:rPr>
+        <w:t>(a) There are several ________ answers to the question.</w:t>
+      </w:r>
+      <w:r>
+        <w:br/>
+      </w:r>
+      <w:r>
+        <w:rPr>
+          <w:b w:val="0"/>
+          <w:i w:val="0"/>
+          <w:sz w:val="20"/>
+          <w:u w:val="none"/>
+        </w:rPr>
+        <w:t>(b) We held a party to ________ the New Year.</w:t>
+      </w:r>
+      <w:r>
+        <w:br/>
+      </w:r>
+      <w:r>
+        <w:rPr>
+          <w:b w:val="0"/>
+          <w:i w:val="0"/>
+          <w:sz w:val="20"/>
+          <w:u w:val="none"/>
+        </w:rPr>
+        <w:t>(c) For them, time doesn't ________ so much.</w:t>
+      </w:r>
+      <w:r>
+        <w:br/>
+      </w:r>
+      <w:r>
+        <w:rPr>
+          <w:b w:val="0"/>
+          <w:i w:val="0"/>
+          <w:sz w:val="20"/>
+          <w:u w:val="none"/>
+        </w:rPr>
+        <w:t>(d) Will you help me ________ the Christmas tree?</w:t>
       </w:r>
     </w:p>
     <w:p>
@@ -406,7 +835,7 @@
           <w:sz w:val="20"/>
           <w:u w:val="none"/>
         </w:rPr>
-        <w:t>① altar    ② pole    ③ statue    ④ parade    ⑤ recipe</w:t>
+        <w:t>① possible    ② celebrate    ③ matter    ④ decorate    ⑤ giant</w:t>
       </w:r>
     </w:p>
     <w:p>
@@ -421,7 +850,7 @@
           <w:sz w:val="20"/>
           <w:u w:val="none"/>
         </w:rPr>
-        <w:t xml:space="preserve">5. </w:t>
+        <w:t xml:space="preserve">7. </w:t>
       </w:r>
       <w:r>
         <w:rPr>
@@ -430,7 +859,25 @@
           <w:sz w:val="20"/>
           <w:u w:val="none"/>
         </w:rPr>
-        <w:t xml:space="preserve">다음 영영풀이에 해당하는 단어는? </w:t>
+        <w:t xml:space="preserve">(a)~(d)의 빈칸 어디에도 들어갈 수 </w:t>
+      </w:r>
+      <w:r>
+        <w:rPr>
+          <w:b/>
+          <w:i w:val="0"/>
+          <w:sz w:val="20"/>
+          <w:u w:val="none"/>
+        </w:rPr>
+        <w:t>없는</w:t>
+      </w:r>
+      <w:r>
+        <w:rPr>
+          <w:b w:val="0"/>
+          <w:i w:val="0"/>
+          <w:sz w:val="20"/>
+          <w:u w:val="none"/>
+        </w:rPr>
+        <w:t xml:space="preserve"> 것은? </w:t>
       </w:r>
       <w:r>
         <w:rPr>
@@ -461,7 +908,403 @@
           <w:sz w:val="20"/>
           <w:u w:val="none"/>
         </w:rPr>
-        <w:t>caring more about other people's needs and interests than about your own</w:t>
+        <w:t>(a) The art fair will ________ near the station next week.</w:t>
+      </w:r>
+      <w:r>
+        <w:br/>
+      </w:r>
+      <w:r>
+        <w:rPr>
+          <w:b w:val="0"/>
+          <w:i w:val="0"/>
+          <w:sz w:val="20"/>
+          <w:u w:val="none"/>
+        </w:rPr>
+        <w:t>(b) Anyone can ________ the parade. It's free.</w:t>
+      </w:r>
+      <w:r>
+        <w:br/>
+      </w:r>
+      <w:r>
+        <w:rPr>
+          <w:b w:val="0"/>
+          <w:i w:val="0"/>
+          <w:sz w:val="20"/>
+          <w:u w:val="none"/>
+        </w:rPr>
+        <w:t>(c) We had to ________ the bus for 30 minutes.</w:t>
+      </w:r>
+      <w:r>
+        <w:br/>
+      </w:r>
+      <w:r>
+        <w:rPr>
+          <w:b w:val="0"/>
+          <w:i w:val="0"/>
+          <w:sz w:val="20"/>
+          <w:u w:val="none"/>
+        </w:rPr>
+        <w:t>(d) Please finish your homework ________.</w:t>
+      </w:r>
+    </w:p>
+    <w:p>
+      <w:pPr>
+        <w:spacing w:after="10"/>
+        <w:ind w:left="170"/>
+      </w:pPr>
+      <w:r>
+        <w:rPr>
+          <w:b w:val="0"/>
+          <w:i w:val="0"/>
+          <w:sz w:val="20"/>
+          <w:u w:val="none"/>
+        </w:rPr>
+        <w:t>① take place</w:t>
+      </w:r>
+    </w:p>
+    <w:p>
+      <w:pPr>
+        <w:spacing w:after="10"/>
+        <w:ind w:left="170"/>
+      </w:pPr>
+      <w:r>
+        <w:rPr>
+          <w:b w:val="0"/>
+          <w:i w:val="0"/>
+          <w:sz w:val="20"/>
+          <w:u w:val="none"/>
+        </w:rPr>
+        <w:t>② take part in</w:t>
+      </w:r>
+    </w:p>
+    <w:p>
+      <w:pPr>
+        <w:spacing w:after="10"/>
+        <w:ind w:left="170"/>
+      </w:pPr>
+      <w:r>
+        <w:rPr>
+          <w:b w:val="0"/>
+          <w:i w:val="0"/>
+          <w:sz w:val="20"/>
+          <w:u w:val="none"/>
+        </w:rPr>
+        <w:t>③ wait for</w:t>
+      </w:r>
+    </w:p>
+    <w:p>
+      <w:pPr>
+        <w:spacing w:after="10"/>
+        <w:ind w:left="170"/>
+      </w:pPr>
+      <w:r>
+        <w:rPr>
+          <w:b w:val="0"/>
+          <w:i w:val="0"/>
+          <w:sz w:val="20"/>
+          <w:u w:val="none"/>
+        </w:rPr>
+        <w:t>④ in the past</w:t>
+      </w:r>
+    </w:p>
+    <w:p>
+      <w:pPr>
+        <w:spacing w:after="10"/>
+        <w:ind w:left="170"/>
+      </w:pPr>
+      <w:r>
+        <w:rPr>
+          <w:b w:val="0"/>
+          <w:i w:val="0"/>
+          <w:sz w:val="20"/>
+          <w:u w:val="none"/>
+        </w:rPr>
+        <w:t>⑤ as soon as possible</w:t>
+      </w:r>
+    </w:p>
+    <w:p>
+      <w:pPr>
+        <w:spacing w:after="20" w:before="50"/>
+      </w:pPr>
+      <w:r>
+        <w:rPr>
+          <w:b/>
+          <w:i w:val="0"/>
+          <w:color w:val="1F3864"/>
+          <w:sz w:val="20"/>
+          <w:u w:val="none"/>
+        </w:rPr>
+        <w:t xml:space="preserve">8. </w:t>
+      </w:r>
+      <w:r>
+        <w:rPr>
+          <w:b w:val="0"/>
+          <w:i w:val="0"/>
+          <w:sz w:val="20"/>
+          <w:u w:val="none"/>
+        </w:rPr>
+        <w:t xml:space="preserve">밑줄 친 단어의 쓰임이 </w:t>
+      </w:r>
+      <w:r>
+        <w:rPr>
+          <w:b/>
+          <w:i w:val="0"/>
+          <w:sz w:val="20"/>
+          <w:u w:val="none"/>
+        </w:rPr>
+        <w:t>어색한</w:t>
+      </w:r>
+      <w:r>
+        <w:rPr>
+          <w:b w:val="0"/>
+          <w:i w:val="0"/>
+          <w:sz w:val="20"/>
+          <w:u w:val="none"/>
+        </w:rPr>
+        <w:t xml:space="preserve"> 것을 </w:t>
+      </w:r>
+      <w:r>
+        <w:rPr>
+          <w:b/>
+          <w:i w:val="0"/>
+          <w:sz w:val="20"/>
+          <w:u w:val="none"/>
+        </w:rPr>
+        <w:t>있는 대로</w:t>
+      </w:r>
+      <w:r>
+        <w:rPr>
+          <w:b w:val="0"/>
+          <w:i w:val="0"/>
+          <w:sz w:val="20"/>
+          <w:u w:val="none"/>
+        </w:rPr>
+        <w:t xml:space="preserve"> 고르면? </w:t>
+      </w:r>
+      <w:r>
+        <w:rPr>
+          <w:b w:val="0"/>
+          <w:i w:val="0"/>
+          <w:sz w:val="20"/>
+          <w:u w:val="none"/>
+        </w:rPr>
+        <w:t>(4점)</w:t>
+      </w:r>
+    </w:p>
+    <w:p>
+      <w:pPr>
+        <w:spacing w:after="10"/>
+        <w:ind w:left="170"/>
+      </w:pPr>
+      <w:r>
+        <w:rPr>
+          <w:b w:val="0"/>
+          <w:i w:val="0"/>
+          <w:sz w:val="20"/>
+          <w:u w:val="none"/>
+        </w:rPr>
+        <w:t xml:space="preserve">① Dr. Schofield first came to Korea in 1916 to teach </w:t>
+      </w:r>
+      <w:r>
+        <w:rPr>
+          <w:b w:val="0"/>
+          <w:i w:val="0"/>
+          <w:sz w:val="20"/>
+          <w:u w:val="single"/>
+        </w:rPr>
+        <w:t>medicine</w:t>
+      </w:r>
+      <w:r>
+        <w:rPr>
+          <w:b w:val="0"/>
+          <w:i w:val="0"/>
+          <w:sz w:val="20"/>
+          <w:u w:val="none"/>
+        </w:rPr>
+        <w:t>.</w:t>
+      </w:r>
+    </w:p>
+    <w:p>
+      <w:pPr>
+        <w:spacing w:after="10"/>
+        <w:ind w:left="170"/>
+      </w:pPr>
+      <w:r>
+        <w:rPr>
+          <w:b w:val="0"/>
+          <w:i w:val="0"/>
+          <w:sz w:val="20"/>
+          <w:u w:val="none"/>
+        </w:rPr>
+        <w:t xml:space="preserve">② He believed that every country has the right to be </w:t>
+      </w:r>
+      <w:r>
+        <w:rPr>
+          <w:b w:val="0"/>
+          <w:i w:val="0"/>
+          <w:sz w:val="20"/>
+          <w:u w:val="single"/>
+        </w:rPr>
+        <w:t>independence</w:t>
+      </w:r>
+      <w:r>
+        <w:rPr>
+          <w:b w:val="0"/>
+          <w:i w:val="0"/>
+          <w:sz w:val="20"/>
+          <w:u w:val="none"/>
+        </w:rPr>
+        <w:t>.</w:t>
+      </w:r>
+    </w:p>
+    <w:p>
+      <w:pPr>
+        <w:spacing w:after="10"/>
+        <w:ind w:left="170"/>
+      </w:pPr>
+      <w:r>
+        <w:rPr>
+          <w:b w:val="0"/>
+          <w:i w:val="0"/>
+          <w:sz w:val="20"/>
+          <w:u w:val="none"/>
+        </w:rPr>
+        <w:t xml:space="preserve">③ He was a </w:t>
+      </w:r>
+      <w:r>
+        <w:rPr>
+          <w:b w:val="0"/>
+          <w:i w:val="0"/>
+          <w:sz w:val="20"/>
+          <w:u w:val="single"/>
+        </w:rPr>
+        <w:t>foreign</w:t>
+      </w:r>
+      <w:r>
+        <w:rPr>
+          <w:b w:val="0"/>
+          <w:i w:val="0"/>
+          <w:sz w:val="20"/>
+          <w:u w:val="none"/>
+        </w:rPr>
+        <w:t>, but he loved Korea.</w:t>
+      </w:r>
+    </w:p>
+    <w:p>
+      <w:pPr>
+        <w:spacing w:after="10"/>
+        <w:ind w:left="170"/>
+      </w:pPr>
+      <w:r>
+        <w:rPr>
+          <w:b w:val="0"/>
+          <w:i w:val="0"/>
+          <w:sz w:val="20"/>
+          <w:u w:val="none"/>
+        </w:rPr>
+        <w:t xml:space="preserve">④ He helped the Korean </w:t>
+      </w:r>
+      <w:r>
+        <w:rPr>
+          <w:b w:val="0"/>
+          <w:i w:val="0"/>
+          <w:sz w:val="20"/>
+          <w:u w:val="single"/>
+        </w:rPr>
+        <w:t>independence</w:t>
+      </w:r>
+      <w:r>
+        <w:rPr>
+          <w:b w:val="0"/>
+          <w:i w:val="0"/>
+          <w:sz w:val="20"/>
+          <w:u w:val="none"/>
+        </w:rPr>
+        <w:t xml:space="preserve"> movement.</w:t>
+      </w:r>
+    </w:p>
+    <w:p>
+      <w:pPr>
+        <w:spacing w:after="10"/>
+        <w:ind w:left="170"/>
+      </w:pPr>
+      <w:r>
+        <w:rPr>
+          <w:b w:val="0"/>
+          <w:i w:val="0"/>
+          <w:sz w:val="20"/>
+          <w:u w:val="none"/>
+        </w:rPr>
+        <w:t xml:space="preserve">⑤ I read an interesting </w:t>
+      </w:r>
+      <w:r>
+        <w:rPr>
+          <w:b w:val="0"/>
+          <w:i w:val="0"/>
+          <w:sz w:val="20"/>
+          <w:u w:val="single"/>
+        </w:rPr>
+        <w:t>article</w:t>
+      </w:r>
+      <w:r>
+        <w:rPr>
+          <w:b w:val="0"/>
+          <w:i w:val="0"/>
+          <w:sz w:val="20"/>
+          <w:u w:val="none"/>
+        </w:rPr>
+        <w:t xml:space="preserve"> about space travel.</w:t>
+      </w:r>
+    </w:p>
+    <w:p>
+      <w:pPr>
+        <w:spacing w:after="20" w:before="50"/>
+      </w:pPr>
+      <w:r>
+        <w:rPr>
+          <w:b/>
+          <w:i w:val="0"/>
+          <w:color w:val="1F3864"/>
+          <w:sz w:val="20"/>
+          <w:u w:val="none"/>
+        </w:rPr>
+        <w:t xml:space="preserve">9. </w:t>
+      </w:r>
+      <w:r>
+        <w:rPr>
+          <w:b w:val="0"/>
+          <w:i w:val="0"/>
+          <w:sz w:val="20"/>
+          <w:u w:val="none"/>
+        </w:rPr>
+        <w:t xml:space="preserve">다음 중 품사가 나머지 넷과 </w:t>
+      </w:r>
+      <w:r>
+        <w:rPr>
+          <w:b/>
+          <w:i w:val="0"/>
+          <w:sz w:val="20"/>
+          <w:u w:val="none"/>
+        </w:rPr>
+        <w:t>다른</w:t>
+      </w:r>
+      <w:r>
+        <w:rPr>
+          <w:b w:val="0"/>
+          <w:i w:val="0"/>
+          <w:sz w:val="20"/>
+          <w:u w:val="none"/>
+        </w:rPr>
+        <w:t xml:space="preserve"> 것은? </w:t>
+      </w:r>
+      <w:r>
+        <w:rPr>
+          <w:b w:val="0"/>
+          <w:i w:val="0"/>
+          <w:sz w:val="20"/>
+          <w:u w:val="none"/>
+        </w:rPr>
+        <w:t>(3점)</w:t>
       </w:r>
     </w:p>
     <w:p>
@@ -476,7 +1319,7 @@
           <w:sz w:val="20"/>
           <w:u w:val="none"/>
         </w:rPr>
-        <w:t>① selfish    ② selfless    ③ independent    ④ historic    ⑤ foreign</w:t>
+        <w:t>① lively    ② selfless    ③ historic    ④ hardly    ⑤ independent</w:t>
       </w:r>
     </w:p>
     <w:p>
@@ -491,7 +1334,7 @@
           <w:sz w:val="20"/>
           <w:u w:val="none"/>
         </w:rPr>
-        <w:t xml:space="preserve">6. </w:t>
+        <w:t xml:space="preserve">10. </w:t>
       </w:r>
       <w:r>
         <w:rPr>
@@ -500,7 +1343,7 @@
           <w:sz w:val="20"/>
           <w:u w:val="none"/>
         </w:rPr>
-        <w:t xml:space="preserve">단어와 영영풀이가 </w:t>
+        <w:t xml:space="preserve">밑줄 친 단어의 쓰임이 </w:t>
       </w:r>
       <w:r>
         <w:rPr>
@@ -509,7 +1352,7 @@
           <w:sz w:val="20"/>
           <w:u w:val="none"/>
         </w:rPr>
-        <w:t>바르게</w:t>
+        <w:t>적절하지 않은</w:t>
       </w:r>
       <w:r>
         <w:rPr>
@@ -518,34 +1361,16 @@
           <w:sz w:val="20"/>
           <w:u w:val="none"/>
         </w:rPr>
-        <w:t xml:space="preserve"> 연결된 것을 </w:t>
-      </w:r>
-      <w:r>
-        <w:rPr>
-          <w:b/>
+        <w:t xml:space="preserve"> 것은? </w:t>
+      </w:r>
+      <w:r>
+        <w:rPr>
+          <w:b w:val="0"/>
           <w:i w:val="0"/>
           <w:sz w:val="20"/>
           <w:u w:val="none"/>
         </w:rPr>
-        <w:t>있는 대로</w:t>
-      </w:r>
-      <w:r>
-        <w:rPr>
-          <w:b w:val="0"/>
-          <w:i w:val="0"/>
-          <w:sz w:val="20"/>
-          <w:u w:val="none"/>
-        </w:rPr>
-        <w:t xml:space="preserve"> 고르면? </w:t>
-      </w:r>
-      <w:r>
-        <w:rPr>
-          <w:b w:val="0"/>
-          <w:i w:val="0"/>
-          <w:sz w:val="20"/>
-          <w:u w:val="none"/>
-        </w:rPr>
-        <w:t>(4점)</w:t>
+        <w:t>(3점)</w:t>
       </w:r>
     </w:p>
     <w:p>
@@ -560,7 +1385,25 @@
           <w:sz w:val="20"/>
           <w:u w:val="none"/>
         </w:rPr>
-        <w:t>① spray – to spread a liquid in small drops over an area</w:t>
+        <w:t xml:space="preserve">① They put flowers and candles on the </w:t>
+      </w:r>
+      <w:r>
+        <w:rPr>
+          <w:b w:val="0"/>
+          <w:i w:val="0"/>
+          <w:sz w:val="20"/>
+          <w:u w:val="single"/>
+        </w:rPr>
+        <w:t>altar</w:t>
+      </w:r>
+      <w:r>
+        <w:rPr>
+          <w:b w:val="0"/>
+          <w:i w:val="0"/>
+          <w:sz w:val="20"/>
+          <w:u w:val="none"/>
+        </w:rPr>
+        <w:t>.</w:t>
       </w:r>
     </w:p>
     <w:p>
@@ -575,7 +1418,25 @@
           <w:sz w:val="20"/>
           <w:u w:val="none"/>
         </w:rPr>
-        <w:t>② participate – to take part in an activity</w:t>
+        <w:t xml:space="preserve">② People </w:t>
+      </w:r>
+      <w:r>
+        <w:rPr>
+          <w:b w:val="0"/>
+          <w:i w:val="0"/>
+          <w:sz w:val="20"/>
+          <w:u w:val="single"/>
+        </w:rPr>
+        <w:t>burn</w:t>
+      </w:r>
+      <w:r>
+        <w:rPr>
+          <w:b w:val="0"/>
+          <w:i w:val="0"/>
+          <w:sz w:val="20"/>
+          <w:u w:val="none"/>
+        </w:rPr>
+        <w:t xml:space="preserve"> a giant statue at the festival.</w:t>
       </w:r>
     </w:p>
     <w:p>
@@ -590,7 +1451,25 @@
           <w:sz w:val="20"/>
           <w:u w:val="none"/>
         </w:rPr>
-        <w:t>③ represent – to break food into smaller pieces with the teeth</w:t>
+        <w:t xml:space="preserve">③ We watched a movie about a </w:t>
+      </w:r>
+      <w:r>
+        <w:rPr>
+          <w:b w:val="0"/>
+          <w:i w:val="0"/>
+          <w:sz w:val="20"/>
+          <w:u w:val="single"/>
+        </w:rPr>
+        <w:t>giant</w:t>
+      </w:r>
+      <w:r>
+        <w:rPr>
+          <w:b w:val="0"/>
+          <w:i w:val="0"/>
+          <w:sz w:val="20"/>
+          <w:u w:val="none"/>
+        </w:rPr>
+        <w:t xml:space="preserve"> robot.</w:t>
       </w:r>
     </w:p>
     <w:p>
@@ -605,7 +1484,25 @@
           <w:sz w:val="20"/>
           <w:u w:val="none"/>
         </w:rPr>
-        <w:t>④ matter – to be important</w:t>
+        <w:t xml:space="preserve">④ Many people wear skeleton </w:t>
+      </w:r>
+      <w:r>
+        <w:rPr>
+          <w:b w:val="0"/>
+          <w:i w:val="0"/>
+          <w:sz w:val="20"/>
+          <w:u w:val="single"/>
+        </w:rPr>
+        <w:t>customs</w:t>
+      </w:r>
+      <w:r>
+        <w:rPr>
+          <w:b w:val="0"/>
+          <w:i w:val="0"/>
+          <w:sz w:val="20"/>
+          <w:u w:val="none"/>
+        </w:rPr>
+        <w:t xml:space="preserve"> at the festival.</w:t>
       </w:r>
     </w:p>
     <w:p>
@@ -620,22 +1517,25 @@
           <w:sz w:val="20"/>
           <w:u w:val="none"/>
         </w:rPr>
-        <w:t>⑤ gather – to keep doing something without stopping</w:t>
-      </w:r>
-    </w:p>
-    <w:p>
-      <w:pPr>
-        <w:spacing w:after="30" w:before="100"/>
-      </w:pPr>
-      <w:r>
-        <w:rPr>
-          <w:b/>
-          <w:i w:val="0"/>
-          <w:color w:val="1F3864"/>
-          <w:sz w:val="21"/>
+        <w:t xml:space="preserve">⑤ Why does the heart shape </w:t>
+      </w:r>
+      <w:r>
+        <w:rPr>
+          <w:b w:val="0"/>
+          <w:i w:val="0"/>
+          <w:sz w:val="20"/>
+          <w:u w:val="single"/>
+        </w:rPr>
+        <w:t>symbolize</w:t>
+      </w:r>
+      <w:r>
+        <w:rPr>
+          <w:b w:val="0"/>
+          <w:i w:val="0"/>
+          <w:sz w:val="20"/>
           <w:u w:val="none"/>
         </w:rPr>
-        <w:t>■ [7~12] 문맥 어휘 · 보기 고르기</w:t>
+        <w:t xml:space="preserve"> love?</w:t>
       </w:r>
     </w:p>
     <w:p>
@@ -650,7 +1550,7 @@
           <w:sz w:val="20"/>
           <w:u w:val="none"/>
         </w:rPr>
-        <w:t xml:space="preserve">7. </w:t>
+        <w:t xml:space="preserve">11. </w:t>
       </w:r>
       <w:r>
         <w:rPr>
@@ -659,7 +1559,7 @@
           <w:sz w:val="20"/>
           <w:u w:val="none"/>
         </w:rPr>
-        <w:t xml:space="preserve">다음 빈칸에 들어갈 말로 알맞은 것은? </w:t>
+        <w:t xml:space="preserve">다음 빈칸에 들어갈 단어의 영영풀이로 알맞은 것은? </w:t>
       </w:r>
       <w:r>
         <w:rPr>
@@ -690,12 +1590,12 @@
           <w:sz w:val="20"/>
           <w:u w:val="none"/>
         </w:rPr>
-        <w:t>Modern street art makes cities colorful and ________.</w:t>
+        <w:t>She decided to study m____________ to become a doctor.</w:t>
       </w:r>
     </w:p>
     <w:p>
       <w:pPr>
-        <w:spacing w:after="30"/>
+        <w:spacing w:after="10"/>
         <w:ind w:left="170"/>
       </w:pPr>
       <w:r>
@@ -705,7 +1605,67 @@
           <w:sz w:val="20"/>
           <w:u w:val="none"/>
         </w:rPr>
-        <w:t>① lively    ② leafless    ③ foreign    ④ historic    ⑤ possible</w:t>
+        <w:t>① a long story about imaginary characters and events</w:t>
+      </w:r>
+    </w:p>
+    <w:p>
+      <w:pPr>
+        <w:spacing w:after="10"/>
+        <w:ind w:left="170"/>
+      </w:pPr>
+      <w:r>
+        <w:rPr>
+          <w:b w:val="0"/>
+          <w:i w:val="0"/>
+          <w:sz w:val="20"/>
+          <w:u w:val="none"/>
+        </w:rPr>
+        <w:t>② the study and treatment of diseases and injuries</w:t>
+      </w:r>
+    </w:p>
+    <w:p>
+      <w:pPr>
+        <w:spacing w:after="10"/>
+        <w:ind w:left="170"/>
+      </w:pPr>
+      <w:r>
+        <w:rPr>
+          <w:b w:val="0"/>
+          <w:i w:val="0"/>
+          <w:sz w:val="20"/>
+          <w:u w:val="none"/>
+        </w:rPr>
+        <w:t>③ the group of people who officially control a country</w:t>
+      </w:r>
+    </w:p>
+    <w:p>
+      <w:pPr>
+        <w:spacing w:after="10"/>
+        <w:ind w:left="170"/>
+      </w:pPr>
+      <w:r>
+        <w:rPr>
+          <w:b w:val="0"/>
+          <w:i w:val="0"/>
+          <w:sz w:val="20"/>
+          <w:u w:val="none"/>
+        </w:rPr>
+        <w:t>④ to collect information about or for something</w:t>
+      </w:r>
+    </w:p>
+    <w:p>
+      <w:pPr>
+        <w:spacing w:after="10"/>
+        <w:ind w:left="170"/>
+      </w:pPr>
+      <w:r>
+        <w:rPr>
+          <w:b w:val="0"/>
+          <w:i w:val="0"/>
+          <w:sz w:val="20"/>
+          <w:u w:val="none"/>
+        </w:rPr>
+        <w:t>⑤ an action that a group of people take to change something in society</w:t>
       </w:r>
     </w:p>
     <w:p>
@@ -720,7 +1680,7 @@
           <w:sz w:val="20"/>
           <w:u w:val="none"/>
         </w:rPr>
-        <w:t xml:space="preserve">8. </w:t>
+        <w:t xml:space="preserve">12. </w:t>
       </w:r>
       <w:r>
         <w:rPr>
@@ -729,7 +1689,7 @@
           <w:sz w:val="20"/>
           <w:u w:val="none"/>
         </w:rPr>
-        <w:t xml:space="preserve">다음 빈칸에 공통으로 들어갈 말은? </w:t>
+        <w:t xml:space="preserve">(a)~(c)의 빈칸에 들어갈 말이 바르게 짝지어진 것은? </w:t>
       </w:r>
       <w:r>
         <w:rPr>
@@ -760,7 +1720,7 @@
           <w:sz w:val="20"/>
           <w:u w:val="none"/>
         </w:rPr>
-        <w:t>• The fallas festival ________ place from March 15 to 19.</w:t>
+        <w:t>(a) I love ice cream, ________ chocolate flavor.</w:t>
       </w:r>
       <w:r>
         <w:br/>
@@ -772,12 +1732,24 @@
           <w:sz w:val="20"/>
           <w:u w:val="none"/>
         </w:rPr>
-        <w:t>• You should ________ care of nature.</w:t>
+        <w:t>(b) It's so cloudy that we can ________ see the sun.</w:t>
+      </w:r>
+      <w:r>
+        <w:br/>
+      </w:r>
+      <w:r>
+        <w:rPr>
+          <w:b w:val="0"/>
+          <w:i w:val="0"/>
+          <w:sz w:val="20"/>
+          <w:u w:val="none"/>
+        </w:rPr>
+        <w:t>(c) Peter is interested in gukak, ________ Korean music.</w:t>
       </w:r>
     </w:p>
     <w:p>
       <w:pPr>
-        <w:spacing w:after="30"/>
+        <w:spacing w:after="10"/>
         <w:ind w:left="170"/>
       </w:pPr>
       <w:r>
@@ -787,7 +1759,247 @@
           <w:sz w:val="20"/>
           <w:u w:val="none"/>
         </w:rPr>
-        <w:t>① make    ② take    ③ have    ④ give    ⑤ keep</w:t>
+        <w:t>① especially – hard – traditional</w:t>
+      </w:r>
+    </w:p>
+    <w:p>
+      <w:pPr>
+        <w:spacing w:after="10"/>
+        <w:ind w:left="170"/>
+      </w:pPr>
+      <w:r>
+        <w:rPr>
+          <w:b w:val="0"/>
+          <w:i w:val="0"/>
+          <w:sz w:val="20"/>
+          <w:u w:val="none"/>
+        </w:rPr>
+        <w:t>② specially – hardly – tradition</w:t>
+      </w:r>
+    </w:p>
+    <w:p>
+      <w:pPr>
+        <w:spacing w:after="10"/>
+        <w:ind w:left="170"/>
+      </w:pPr>
+      <w:r>
+        <w:rPr>
+          <w:b w:val="0"/>
+          <w:i w:val="0"/>
+          <w:sz w:val="20"/>
+          <w:u w:val="none"/>
+        </w:rPr>
+        <w:t>③ especially – hardly – tradition</w:t>
+      </w:r>
+    </w:p>
+    <w:p>
+      <w:pPr>
+        <w:spacing w:after="10"/>
+        <w:ind w:left="170"/>
+      </w:pPr>
+      <w:r>
+        <w:rPr>
+          <w:b w:val="0"/>
+          <w:i w:val="0"/>
+          <w:sz w:val="20"/>
+          <w:u w:val="none"/>
+        </w:rPr>
+        <w:t>④ specially – hard – traditional</w:t>
+      </w:r>
+    </w:p>
+    <w:p>
+      <w:pPr>
+        <w:spacing w:after="10"/>
+        <w:ind w:left="170"/>
+      </w:pPr>
+      <w:r>
+        <w:rPr>
+          <w:b w:val="0"/>
+          <w:i w:val="0"/>
+          <w:sz w:val="20"/>
+          <w:u w:val="none"/>
+        </w:rPr>
+        <w:t>⑤ especially – hardly – traditional</w:t>
+      </w:r>
+    </w:p>
+    <w:p>
+      <w:pPr>
+        <w:spacing w:after="30" w:before="100"/>
+      </w:pPr>
+      <w:r>
+        <w:rPr>
+          <w:b/>
+          <w:i w:val="0"/>
+          <w:color w:val="1F3864"/>
+          <w:sz w:val="21"/>
+          <w:u w:val="none"/>
+        </w:rPr>
+        <w:t>■ [13~16] 다음 글을 읽고 물음에 답하시오.</w:t>
+      </w:r>
+    </w:p>
+    <w:p>
+      <w:pPr>
+        <w:spacing w:after="60"/>
+        <w:pBdr>
+          <w:top w:val="single" w:sz="4" w:space="3" w:color="9AA9C2"/>
+          <w:left w:val="single" w:sz="4" w:space="3" w:color="9AA9C2"/>
+          <w:bottom w:val="single" w:sz="4" w:space="3" w:color="9AA9C2"/>
+          <w:right w:val="single" w:sz="4" w:space="3" w:color="9AA9C2"/>
+        </w:pBdr>
+        <w:ind w:left="57" w:right="57"/>
+      </w:pPr>
+      <w:r>
+        <w:rPr>
+          <w:b w:val="0"/>
+          <w:i w:val="0"/>
+          <w:sz w:val="20"/>
+          <w:u w:val="none"/>
+        </w:rPr>
+        <w:t xml:space="preserve">Every November, a special festival (A) </w:t>
+      </w:r>
+      <w:r>
+        <w:rPr>
+          <w:b/>
+          <w:i w:val="0"/>
+          <w:sz w:val="20"/>
+          <w:u w:val="none"/>
+        </w:rPr>
+        <w:t>[takes place / takes part]</w:t>
+      </w:r>
+      <w:r>
+        <w:rPr>
+          <w:b w:val="0"/>
+          <w:i w:val="0"/>
+          <w:sz w:val="20"/>
+          <w:u w:val="none"/>
+        </w:rPr>
+        <w:t xml:space="preserve"> in a small town. Before the festival, people ⓐ</w:t>
+      </w:r>
+      <w:r>
+        <w:rPr>
+          <w:b w:val="0"/>
+          <w:i w:val="0"/>
+          <w:sz w:val="20"/>
+          <w:u w:val="single"/>
+        </w:rPr>
+        <w:t>decorate</w:t>
+      </w:r>
+      <w:r>
+        <w:rPr>
+          <w:b w:val="0"/>
+          <w:i w:val="0"/>
+          <w:sz w:val="20"/>
+          <w:u w:val="none"/>
+        </w:rPr>
+        <w:t xml:space="preserve"> ⓑ</w:t>
+      </w:r>
+      <w:r>
+        <w:rPr>
+          <w:b w:val="0"/>
+          <w:i w:val="0"/>
+          <w:sz w:val="20"/>
+          <w:u w:val="single"/>
+        </w:rPr>
+        <w:t>altars</w:t>
+      </w:r>
+      <w:r>
+        <w:rPr>
+          <w:b w:val="0"/>
+          <w:i w:val="0"/>
+          <w:sz w:val="20"/>
+          <w:u w:val="none"/>
+        </w:rPr>
+        <w:t xml:space="preserve"> with flowers, candles, and photos of their family members who died. On the first day, they visit the ⓒ</w:t>
+      </w:r>
+      <w:r>
+        <w:rPr>
+          <w:b w:val="0"/>
+          <w:i w:val="0"/>
+          <w:sz w:val="20"/>
+          <w:u w:val="single"/>
+        </w:rPr>
+        <w:t>cemetery</w:t>
+      </w:r>
+      <w:r>
+        <w:rPr>
+          <w:b w:val="0"/>
+          <w:i w:val="0"/>
+          <w:sz w:val="20"/>
+          <w:u w:val="none"/>
+        </w:rPr>
+        <w:t xml:space="preserve"> to remember them. Many people wear ⓓ</w:t>
+      </w:r>
+      <w:r>
+        <w:rPr>
+          <w:b w:val="0"/>
+          <w:i w:val="0"/>
+          <w:sz w:val="20"/>
+          <w:u w:val="single"/>
+        </w:rPr>
+        <w:t>skeleton</w:t>
+      </w:r>
+      <w:r>
+        <w:rPr>
+          <w:b w:val="0"/>
+          <w:i w:val="0"/>
+          <w:sz w:val="20"/>
+          <w:u w:val="none"/>
+        </w:rPr>
+        <w:t xml:space="preserve"> costumes and (B) </w:t>
+      </w:r>
+      <w:r>
+        <w:rPr>
+          <w:b/>
+          <w:i w:val="0"/>
+          <w:sz w:val="20"/>
+          <w:u w:val="none"/>
+        </w:rPr>
+        <w:t>[participate / celebrate]</w:t>
+      </w:r>
+      <w:r>
+        <w:rPr>
+          <w:b w:val="0"/>
+          <w:i w:val="0"/>
+          <w:sz w:val="20"/>
+          <w:u w:val="none"/>
+        </w:rPr>
+        <w:t xml:space="preserve"> in a big ⓔ</w:t>
+      </w:r>
+      <w:r>
+        <w:rPr>
+          <w:b w:val="0"/>
+          <w:i w:val="0"/>
+          <w:sz w:val="20"/>
+          <w:u w:val="single"/>
+        </w:rPr>
+        <w:t>parade</w:t>
+      </w:r>
+      <w:r>
+        <w:rPr>
+          <w:b w:val="0"/>
+          <w:i w:val="0"/>
+          <w:sz w:val="20"/>
+          <w:u w:val="none"/>
+        </w:rPr>
+        <w:t xml:space="preserve">. The skeletons do not (C) </w:t>
+      </w:r>
+      <w:r>
+        <w:rPr>
+          <w:b/>
+          <w:i w:val="0"/>
+          <w:sz w:val="20"/>
+          <w:u w:val="none"/>
+        </w:rPr>
+        <w:t>[symbolize / bury]</w:t>
+      </w:r>
+      <w:r>
+        <w:rPr>
+          <w:b w:val="0"/>
+          <w:i w:val="0"/>
+          <w:sz w:val="20"/>
+          <w:u w:val="none"/>
+        </w:rPr>
+        <w:t xml:space="preserve"> fear. Instead, they show that death is a part of life. At night, the townspeople gather in the square and watch fireworks together.</w:t>
       </w:r>
     </w:p>
     <w:p>
@@ -802,7 +2014,7 @@
           <w:sz w:val="20"/>
           <w:u w:val="none"/>
         </w:rPr>
-        <w:t xml:space="preserve">9. </w:t>
+        <w:t xml:space="preserve">13. </w:t>
       </w:r>
       <w:r>
         <w:rPr>
@@ -811,7 +2023,385 @@
           <w:sz w:val="20"/>
           <w:u w:val="none"/>
         </w:rPr>
-        <w:t xml:space="preserve">&lt;보기&gt;에서 알맞은 단어를 고르면? </w:t>
+        <w:t xml:space="preserve">(A), (B), (C)의 각 네모 안에서 문맥에 맞는 낱말로 가장 적절한 것은? </w:t>
+      </w:r>
+      <w:r>
+        <w:rPr>
+          <w:b w:val="0"/>
+          <w:i w:val="0"/>
+          <w:sz w:val="20"/>
+          <w:u w:val="none"/>
+        </w:rPr>
+        <w:t>(3점)</w:t>
+      </w:r>
+    </w:p>
+    <w:p>
+      <w:pPr>
+        <w:spacing w:after="10"/>
+        <w:ind w:left="170"/>
+      </w:pPr>
+      <w:r>
+        <w:rPr>
+          <w:b w:val="0"/>
+          <w:i w:val="0"/>
+          <w:sz w:val="20"/>
+          <w:u w:val="none"/>
+        </w:rPr>
+        <w:t>① takes part – participate – symbolize</w:t>
+      </w:r>
+    </w:p>
+    <w:p>
+      <w:pPr>
+        <w:spacing w:after="10"/>
+        <w:ind w:left="170"/>
+      </w:pPr>
+      <w:r>
+        <w:rPr>
+          <w:b w:val="0"/>
+          <w:i w:val="0"/>
+          <w:sz w:val="20"/>
+          <w:u w:val="none"/>
+        </w:rPr>
+        <w:t>② takes place – celebrate – symbolize</w:t>
+      </w:r>
+    </w:p>
+    <w:p>
+      <w:pPr>
+        <w:spacing w:after="10"/>
+        <w:ind w:left="170"/>
+      </w:pPr>
+      <w:r>
+        <w:rPr>
+          <w:b w:val="0"/>
+          <w:i w:val="0"/>
+          <w:sz w:val="20"/>
+          <w:u w:val="none"/>
+        </w:rPr>
+        <w:t>③ takes part – celebrate – bury</w:t>
+      </w:r>
+    </w:p>
+    <w:p>
+      <w:pPr>
+        <w:spacing w:after="10"/>
+        <w:ind w:left="170"/>
+      </w:pPr>
+      <w:r>
+        <w:rPr>
+          <w:b w:val="0"/>
+          <w:i w:val="0"/>
+          <w:sz w:val="20"/>
+          <w:u w:val="none"/>
+        </w:rPr>
+        <w:t>④ takes place – participate – bury</w:t>
+      </w:r>
+    </w:p>
+    <w:p>
+      <w:pPr>
+        <w:spacing w:after="10"/>
+        <w:ind w:left="170"/>
+      </w:pPr>
+      <w:r>
+        <w:rPr>
+          <w:b w:val="0"/>
+          <w:i w:val="0"/>
+          <w:sz w:val="20"/>
+          <w:u w:val="none"/>
+        </w:rPr>
+        <w:t>⑤ takes place – participate – symbolize</w:t>
+      </w:r>
+    </w:p>
+    <w:p>
+      <w:pPr>
+        <w:spacing w:after="20" w:before="50"/>
+      </w:pPr>
+      <w:r>
+        <w:rPr>
+          <w:b/>
+          <w:i w:val="0"/>
+          <w:color w:val="1F3864"/>
+          <w:sz w:val="20"/>
+          <w:u w:val="none"/>
+        </w:rPr>
+        <w:t xml:space="preserve">14. </w:t>
+      </w:r>
+      <w:r>
+        <w:rPr>
+          <w:b w:val="0"/>
+          <w:i w:val="0"/>
+          <w:sz w:val="20"/>
+          <w:u w:val="none"/>
+        </w:rPr>
+        <w:t xml:space="preserve">윗글의 밑줄 친 ⓐ~ⓔ의 영영풀이로 알맞지 </w:t>
+      </w:r>
+      <w:r>
+        <w:rPr>
+          <w:b/>
+          <w:i w:val="0"/>
+          <w:sz w:val="20"/>
+          <w:u w:val="none"/>
+        </w:rPr>
+        <w:t>않은</w:t>
+      </w:r>
+      <w:r>
+        <w:rPr>
+          <w:b w:val="0"/>
+          <w:i w:val="0"/>
+          <w:sz w:val="20"/>
+          <w:u w:val="none"/>
+        </w:rPr>
+        <w:t xml:space="preserve"> 것은? </w:t>
+      </w:r>
+      <w:r>
+        <w:rPr>
+          <w:b w:val="0"/>
+          <w:i w:val="0"/>
+          <w:sz w:val="20"/>
+          <w:u w:val="none"/>
+        </w:rPr>
+        <w:t>(3점)</w:t>
+      </w:r>
+    </w:p>
+    <w:p>
+      <w:pPr>
+        <w:spacing w:after="10"/>
+        <w:ind w:left="170"/>
+      </w:pPr>
+      <w:r>
+        <w:rPr>
+          <w:b w:val="0"/>
+          <w:i w:val="0"/>
+          <w:sz w:val="20"/>
+          <w:u w:val="none"/>
+        </w:rPr>
+        <w:t>① ⓐ: to make something look more attractive by putting things on it</w:t>
+      </w:r>
+    </w:p>
+    <w:p>
+      <w:pPr>
+        <w:spacing w:after="10"/>
+        <w:ind w:left="170"/>
+      </w:pPr>
+      <w:r>
+        <w:rPr>
+          <w:b w:val="0"/>
+          <w:i w:val="0"/>
+          <w:sz w:val="20"/>
+          <w:u w:val="none"/>
+        </w:rPr>
+        <w:t>② ⓑ: a type of table used in ceremonies</w:t>
+      </w:r>
+    </w:p>
+    <w:p>
+      <w:pPr>
+        <w:spacing w:after="10"/>
+        <w:ind w:left="170"/>
+      </w:pPr>
+      <w:r>
+        <w:rPr>
+          <w:b w:val="0"/>
+          <w:i w:val="0"/>
+          <w:sz w:val="20"/>
+          <w:u w:val="none"/>
+        </w:rPr>
+        <w:t>③ ⓒ: a building or large room for public meetings, meals, concerts, etc.</w:t>
+      </w:r>
+    </w:p>
+    <w:p>
+      <w:pPr>
+        <w:spacing w:after="10"/>
+        <w:ind w:left="170"/>
+      </w:pPr>
+      <w:r>
+        <w:rPr>
+          <w:b w:val="0"/>
+          <w:i w:val="0"/>
+          <w:sz w:val="20"/>
+          <w:u w:val="none"/>
+        </w:rPr>
+        <w:t>④ ⓓ: the structure of bones that support the body of a person or an animal</w:t>
+      </w:r>
+    </w:p>
+    <w:p>
+      <w:pPr>
+        <w:spacing w:after="10"/>
+        <w:ind w:left="170"/>
+      </w:pPr>
+      <w:r>
+        <w:rPr>
+          <w:b w:val="0"/>
+          <w:i w:val="0"/>
+          <w:sz w:val="20"/>
+          <w:u w:val="none"/>
+        </w:rPr>
+        <w:t>⑤ ⓔ: a line of people or vehicles moving together through a public place in order to celebrate an important day or event</w:t>
+      </w:r>
+    </w:p>
+    <w:p>
+      <w:pPr>
+        <w:spacing w:after="20" w:before="50"/>
+      </w:pPr>
+      <w:r>
+        <w:rPr>
+          <w:b/>
+          <w:i w:val="0"/>
+          <w:color w:val="1F3864"/>
+          <w:sz w:val="20"/>
+          <w:u w:val="none"/>
+        </w:rPr>
+        <w:t xml:space="preserve">15. </w:t>
+      </w:r>
+      <w:r>
+        <w:rPr>
+          <w:b w:val="0"/>
+          <w:i w:val="0"/>
+          <w:sz w:val="20"/>
+          <w:u w:val="none"/>
+        </w:rPr>
+        <w:t xml:space="preserve">윗글을 읽고 답할 수 </w:t>
+      </w:r>
+      <w:r>
+        <w:rPr>
+          <w:b/>
+          <w:i w:val="0"/>
+          <w:sz w:val="20"/>
+          <w:u w:val="none"/>
+        </w:rPr>
+        <w:t>없는</w:t>
+      </w:r>
+      <w:r>
+        <w:rPr>
+          <w:b w:val="0"/>
+          <w:i w:val="0"/>
+          <w:sz w:val="20"/>
+          <w:u w:val="none"/>
+        </w:rPr>
+        <w:t xml:space="preserve"> 질문을 </w:t>
+      </w:r>
+      <w:r>
+        <w:rPr>
+          <w:b/>
+          <w:i w:val="0"/>
+          <w:sz w:val="20"/>
+          <w:u w:val="none"/>
+        </w:rPr>
+        <w:t>있는 대로</w:t>
+      </w:r>
+      <w:r>
+        <w:rPr>
+          <w:b w:val="0"/>
+          <w:i w:val="0"/>
+          <w:sz w:val="20"/>
+          <w:u w:val="none"/>
+        </w:rPr>
+        <w:t xml:space="preserve"> 고르면? </w:t>
+      </w:r>
+      <w:r>
+        <w:rPr>
+          <w:b w:val="0"/>
+          <w:i w:val="0"/>
+          <w:sz w:val="20"/>
+          <w:u w:val="none"/>
+        </w:rPr>
+        <w:t>(4점)</w:t>
+      </w:r>
+    </w:p>
+    <w:p>
+      <w:pPr>
+        <w:spacing w:after="10"/>
+        <w:ind w:left="170"/>
+      </w:pPr>
+      <w:r>
+        <w:rPr>
+          <w:b w:val="0"/>
+          <w:i w:val="0"/>
+          <w:sz w:val="20"/>
+          <w:u w:val="none"/>
+        </w:rPr>
+        <w:t>① When does the festival take place?</w:t>
+      </w:r>
+    </w:p>
+    <w:p>
+      <w:pPr>
+        <w:spacing w:after="10"/>
+        <w:ind w:left="170"/>
+      </w:pPr>
+      <w:r>
+        <w:rPr>
+          <w:b w:val="0"/>
+          <w:i w:val="0"/>
+          <w:sz w:val="20"/>
+          <w:u w:val="none"/>
+        </w:rPr>
+        <w:t>② What do people put on the altars?</w:t>
+      </w:r>
+    </w:p>
+    <w:p>
+      <w:pPr>
+        <w:spacing w:after="10"/>
+        <w:ind w:left="170"/>
+      </w:pPr>
+      <w:r>
+        <w:rPr>
+          <w:b w:val="0"/>
+          <w:i w:val="0"/>
+          <w:sz w:val="20"/>
+          <w:u w:val="none"/>
+        </w:rPr>
+        <w:t>③ How many people participate in the parade?</w:t>
+      </w:r>
+    </w:p>
+    <w:p>
+      <w:pPr>
+        <w:spacing w:after="10"/>
+        <w:ind w:left="170"/>
+      </w:pPr>
+      <w:r>
+        <w:rPr>
+          <w:b w:val="0"/>
+          <w:i w:val="0"/>
+          <w:sz w:val="20"/>
+          <w:u w:val="none"/>
+        </w:rPr>
+        <w:t>④ What do the skeletons show?</w:t>
+      </w:r>
+    </w:p>
+    <w:p>
+      <w:pPr>
+        <w:spacing w:after="10"/>
+        <w:ind w:left="170"/>
+      </w:pPr>
+      <w:r>
+        <w:rPr>
+          <w:b w:val="0"/>
+          <w:i w:val="0"/>
+          <w:sz w:val="20"/>
+          <w:u w:val="none"/>
+        </w:rPr>
+        <w:t>⑤ How long have people celebrated this festival?</w:t>
+      </w:r>
+    </w:p>
+    <w:p>
+      <w:pPr>
+        <w:spacing w:after="20" w:before="50"/>
+      </w:pPr>
+      <w:r>
+        <w:rPr>
+          <w:b/>
+          <w:i w:val="0"/>
+          <w:color w:val="1F3864"/>
+          <w:sz w:val="20"/>
+          <w:u w:val="none"/>
+        </w:rPr>
+        <w:t xml:space="preserve">16. </w:t>
+      </w:r>
+      <w:r>
+        <w:rPr>
+          <w:b w:val="0"/>
+          <w:i w:val="0"/>
+          <w:sz w:val="20"/>
+          <w:u w:val="none"/>
+        </w:rPr>
+        <w:t xml:space="preserve">[서술형] 윗글을 읽고 다음 질문에 완전한 영어 문장으로 답하시오. </w:t>
       </w:r>
       <w:r>
         <w:rPr>
@@ -842,19 +2432,7 @@
           <w:sz w:val="20"/>
           <w:u w:val="none"/>
         </w:rPr>
-        <w:t>&lt;보기&gt; recipe / giant / celebrate / matter</w:t>
-      </w:r>
-      <w:r>
-        <w:br/>
-      </w:r>
-      <w:r>
-        <w:rPr>
-          <w:b w:val="0"/>
-          <w:i w:val="0"/>
-          <w:sz w:val="20"/>
-          <w:u w:val="none"/>
-        </w:rPr>
-        <w:t>Can you give me the ________ for this curry? It's delicious.</w:t>
+        <w:t>Q: What do the townspeople do at night?</w:t>
       </w:r>
     </w:p>
     <w:p>
@@ -869,7 +2447,22 @@
           <w:sz w:val="20"/>
           <w:u w:val="none"/>
         </w:rPr>
-        <w:t>① recipe    ② giant    ③ celebrate    ④ matter    ⑤ costume</w:t>
+        <w:t>A: ______________________________________________</w:t>
+      </w:r>
+    </w:p>
+    <w:p>
+      <w:pPr>
+        <w:spacing w:after="30" w:before="100"/>
+      </w:pPr>
+      <w:r>
+        <w:rPr>
+          <w:b/>
+          <w:i w:val="0"/>
+          <w:color w:val="1F3864"/>
+          <w:sz w:val="21"/>
+          <w:u w:val="none"/>
+        </w:rPr>
+        <w:t>■ [17~20] 서술형</w:t>
       </w:r>
     </w:p>
     <w:p>
@@ -884,7 +2477,7 @@
           <w:sz w:val="20"/>
           <w:u w:val="none"/>
         </w:rPr>
-        <w:t xml:space="preserve">10. </w:t>
+        <w:t xml:space="preserve">17. </w:t>
       </w:r>
       <w:r>
         <w:rPr>
@@ -893,241 +2486,7 @@
           <w:sz w:val="20"/>
           <w:u w:val="none"/>
         </w:rPr>
-        <w:t xml:space="preserve">밑줄 친 단어의 쓰임이 문맥상 </w:t>
-      </w:r>
-      <w:r>
-        <w:rPr>
-          <w:b/>
-          <w:i w:val="0"/>
-          <w:sz w:val="20"/>
-          <w:u w:val="none"/>
-        </w:rPr>
-        <w:t>어색한</w:t>
-      </w:r>
-      <w:r>
-        <w:rPr>
-          <w:b w:val="0"/>
-          <w:i w:val="0"/>
-          <w:sz w:val="20"/>
-          <w:u w:val="none"/>
-        </w:rPr>
-        <w:t xml:space="preserve"> 것을 </w:t>
-      </w:r>
-      <w:r>
-        <w:rPr>
-          <w:b/>
-          <w:i w:val="0"/>
-          <w:sz w:val="20"/>
-          <w:u w:val="none"/>
-        </w:rPr>
-        <w:t>있는 대로</w:t>
-      </w:r>
-      <w:r>
-        <w:rPr>
-          <w:b w:val="0"/>
-          <w:i w:val="0"/>
-          <w:sz w:val="20"/>
-          <w:u w:val="none"/>
-        </w:rPr>
-        <w:t xml:space="preserve"> 고르면? </w:t>
-      </w:r>
-      <w:r>
-        <w:rPr>
-          <w:b w:val="0"/>
-          <w:i w:val="0"/>
-          <w:sz w:val="20"/>
-          <w:u w:val="none"/>
-        </w:rPr>
-        <w:t>(4점)</w:t>
-      </w:r>
-    </w:p>
-    <w:p>
-      <w:pPr>
-        <w:spacing w:after="10"/>
-        <w:ind w:left="170"/>
-      </w:pPr>
-      <w:r>
-        <w:rPr>
-          <w:b w:val="0"/>
-          <w:i w:val="0"/>
-          <w:sz w:val="20"/>
-          <w:u w:val="none"/>
-        </w:rPr>
-        <w:t xml:space="preserve">① People </w:t>
-      </w:r>
-      <w:r>
-        <w:rPr>
-          <w:b w:val="0"/>
-          <w:i w:val="0"/>
-          <w:sz w:val="20"/>
-          <w:u w:val="single"/>
-        </w:rPr>
-        <w:t>decorate</w:t>
-      </w:r>
-      <w:r>
-        <w:rPr>
-          <w:b w:val="0"/>
-          <w:i w:val="0"/>
-          <w:sz w:val="20"/>
-          <w:u w:val="none"/>
-        </w:rPr>
-        <w:t xml:space="preserve"> a tall pole with flowers.</w:t>
-      </w:r>
-    </w:p>
-    <w:p>
-      <w:pPr>
-        <w:spacing w:after="10"/>
-        <w:ind w:left="170"/>
-      </w:pPr>
-      <w:r>
-        <w:rPr>
-          <w:b w:val="0"/>
-          <w:i w:val="0"/>
-          <w:sz w:val="20"/>
-          <w:u w:val="none"/>
-        </w:rPr>
-        <w:t xml:space="preserve">② The sun hardly sets, so it is very </w:t>
-      </w:r>
-      <w:r>
-        <w:rPr>
-          <w:b w:val="0"/>
-          <w:i w:val="0"/>
-          <w:sz w:val="20"/>
-          <w:u w:val="single"/>
-        </w:rPr>
-        <w:t>dark</w:t>
-      </w:r>
-      <w:r>
-        <w:rPr>
-          <w:b w:val="0"/>
-          <w:i w:val="0"/>
-          <w:sz w:val="20"/>
-          <w:u w:val="none"/>
-        </w:rPr>
-        <w:t xml:space="preserve"> all night.</w:t>
-      </w:r>
-    </w:p>
-    <w:p>
-      <w:pPr>
-        <w:spacing w:after="10"/>
-        <w:ind w:left="170"/>
-      </w:pPr>
-      <w:r>
-        <w:rPr>
-          <w:b w:val="0"/>
-          <w:i w:val="0"/>
-          <w:sz w:val="20"/>
-          <w:u w:val="none"/>
-        </w:rPr>
-        <w:t xml:space="preserve">③ He came to Korea to teach </w:t>
-      </w:r>
-      <w:r>
-        <w:rPr>
-          <w:b w:val="0"/>
-          <w:i w:val="0"/>
-          <w:sz w:val="20"/>
-          <w:u w:val="single"/>
-        </w:rPr>
-        <w:t>medicine</w:t>
-      </w:r>
-      <w:r>
-        <w:rPr>
-          <w:b w:val="0"/>
-          <w:i w:val="0"/>
-          <w:sz w:val="20"/>
-          <w:u w:val="none"/>
-        </w:rPr>
-        <w:t>.</w:t>
-      </w:r>
-    </w:p>
-    <w:p>
-      <w:pPr>
-        <w:spacing w:after="10"/>
-        <w:ind w:left="170"/>
-      </w:pPr>
-      <w:r>
-        <w:rPr>
-          <w:b w:val="0"/>
-          <w:i w:val="0"/>
-          <w:sz w:val="20"/>
-          <w:u w:val="none"/>
-        </w:rPr>
-        <w:t xml:space="preserve">④ Wilson's paintings are </w:t>
-      </w:r>
-      <w:r>
-        <w:rPr>
-          <w:b w:val="0"/>
-          <w:i w:val="0"/>
-          <w:sz w:val="20"/>
-          <w:u w:val="single"/>
-        </w:rPr>
-        <w:t>tiny</w:t>
-      </w:r>
-      <w:r>
-        <w:rPr>
-          <w:b w:val="0"/>
-          <w:i w:val="0"/>
-          <w:sz w:val="20"/>
-          <w:u w:val="none"/>
-        </w:rPr>
-        <w:t>, so nobody likes them.</w:t>
-      </w:r>
-    </w:p>
-    <w:p>
-      <w:pPr>
-        <w:spacing w:after="10"/>
-        <w:ind w:left="170"/>
-      </w:pPr>
-      <w:r>
-        <w:rPr>
-          <w:b w:val="0"/>
-          <w:i w:val="0"/>
-          <w:sz w:val="20"/>
-          <w:u w:val="none"/>
-        </w:rPr>
-        <w:t xml:space="preserve">⑤ They wear fun </w:t>
-      </w:r>
-      <w:r>
-        <w:rPr>
-          <w:b w:val="0"/>
-          <w:i w:val="0"/>
-          <w:sz w:val="20"/>
-          <w:u w:val="single"/>
-        </w:rPr>
-        <w:t>costumes</w:t>
-      </w:r>
-      <w:r>
-        <w:rPr>
-          <w:b w:val="0"/>
-          <w:i w:val="0"/>
-          <w:sz w:val="20"/>
-          <w:u w:val="none"/>
-        </w:rPr>
-        <w:t xml:space="preserve"> in the race.</w:t>
-      </w:r>
-    </w:p>
-    <w:p>
-      <w:pPr>
-        <w:spacing w:after="20" w:before="50"/>
-      </w:pPr>
-      <w:r>
-        <w:rPr>
-          <w:b/>
-          <w:i w:val="0"/>
-          <w:color w:val="1F3864"/>
-          <w:sz w:val="20"/>
-          <w:u w:val="none"/>
-        </w:rPr>
-        <w:t xml:space="preserve">11. </w:t>
-      </w:r>
-      <w:r>
-        <w:rPr>
-          <w:b w:val="0"/>
-          <w:i w:val="0"/>
-          <w:sz w:val="20"/>
-          <w:u w:val="none"/>
-        </w:rPr>
-        <w:t xml:space="preserve">다음 문장의 밑줄 친 matter와 같은 뜻으로 쓰인 것은? </w:t>
+        <w:t xml:space="preserve">[서술형] 다음 영영풀이에 해당하는 단어를 빈칸에 알맞은 형태로 쓰시오. </w:t>
       </w:r>
       <w:r>
         <w:rPr>
@@ -1158,16 +2517,10 @@
           <w:sz w:val="20"/>
           <w:u w:val="none"/>
         </w:rPr>
-        <w:t xml:space="preserve">Not really, but it doesn't </w:t>
-      </w:r>
-      <w:r>
-        <w:rPr>
-          <w:b w:val="0"/>
-          <w:i w:val="0"/>
-          <w:sz w:val="20"/>
-          <w:u w:val="single"/>
-        </w:rPr>
-        <w:t>matter</w:t>
+        <w:t>to put something into a hole in the ground and cover it</w:t>
+      </w:r>
+      <w:r>
+        <w:br/>
       </w:r>
       <w:r>
         <w:rPr>
@@ -1176,12 +2529,12 @@
           <w:sz w:val="20"/>
           <w:u w:val="none"/>
         </w:rPr>
-        <w:t>.</w:t>
+        <w:t>→ Dr. Schofield loved Korea, and he was ____________ in Korea.</w:t>
       </w:r>
     </w:p>
     <w:p>
       <w:pPr>
-        <w:spacing w:after="10"/>
+        <w:spacing w:after="30"/>
         <w:ind w:left="170"/>
       </w:pPr>
       <w:r>
@@ -1191,67 +2544,7 @@
           <w:sz w:val="20"/>
           <w:u w:val="none"/>
         </w:rPr>
-        <w:t>① What's the matter with you?</w:t>
-      </w:r>
-    </w:p>
-    <w:p>
-      <w:pPr>
-        <w:spacing w:after="10"/>
-        <w:ind w:left="170"/>
-      </w:pPr>
-      <w:r>
-        <w:rPr>
-          <w:b w:val="0"/>
-          <w:i w:val="0"/>
-          <w:sz w:val="20"/>
-          <w:u w:val="none"/>
-        </w:rPr>
-        <w:t>② It doesn't matter to me.</w:t>
-      </w:r>
-    </w:p>
-    <w:p>
-      <w:pPr>
-        <w:spacing w:after="10"/>
-        <w:ind w:left="170"/>
-      </w:pPr>
-      <w:r>
-        <w:rPr>
-          <w:b w:val="0"/>
-          <w:i w:val="0"/>
-          <w:sz w:val="20"/>
-          <w:u w:val="none"/>
-        </w:rPr>
-        <w:t>③ This is a serious matter.</w:t>
-      </w:r>
-    </w:p>
-    <w:p>
-      <w:pPr>
-        <w:spacing w:after="10"/>
-        <w:ind w:left="170"/>
-      </w:pPr>
-      <w:r>
-        <w:rPr>
-          <w:b w:val="0"/>
-          <w:i w:val="0"/>
-          <w:sz w:val="20"/>
-          <w:u w:val="none"/>
-        </w:rPr>
-        <w:t>④ Matter has mass.</w:t>
-      </w:r>
-    </w:p>
-    <w:p>
-      <w:pPr>
-        <w:spacing w:after="10"/>
-        <w:ind w:left="170"/>
-      </w:pPr>
-      <w:r>
-        <w:rPr>
-          <w:b w:val="0"/>
-          <w:i w:val="0"/>
-          <w:sz w:val="20"/>
-          <w:u w:val="none"/>
-        </w:rPr>
-        <w:t>⑤ No matter what happens, I'll go.</w:t>
+        <w:t>→ ____________</w:t>
       </w:r>
     </w:p>
     <w:p>
@@ -1266,7 +2559,7 @@
           <w:sz w:val="20"/>
           <w:u w:val="none"/>
         </w:rPr>
-        <w:t xml:space="preserve">12. </w:t>
+        <w:t xml:space="preserve">18. </w:t>
       </w:r>
       <w:r>
         <w:rPr>
@@ -1275,373 +2568,16 @@
           <w:sz w:val="20"/>
           <w:u w:val="none"/>
         </w:rPr>
-        <w:t xml:space="preserve">다음 단어의 관계가 나머지와 </w:t>
-      </w:r>
-      <w:r>
-        <w:rPr>
-          <w:b/>
+        <w:t xml:space="preserve">[서술형] (a)~(e)의 영영풀이에 해당하는 단어를 각각 쓰고, 괄호 속 번째 철자를 차례로 모아 만든 단어를 쓰시오. </w:t>
+      </w:r>
+      <w:r>
+        <w:rPr>
+          <w:b w:val="0"/>
           <w:i w:val="0"/>
           <w:sz w:val="20"/>
           <w:u w:val="none"/>
         </w:rPr>
-        <w:t>다른</w:t>
-      </w:r>
-      <w:r>
-        <w:rPr>
-          <w:b w:val="0"/>
-          <w:i w:val="0"/>
-          <w:sz w:val="20"/>
-          <w:u w:val="none"/>
-        </w:rPr>
-        <w:t xml:space="preserve"> 것은? </w:t>
-      </w:r>
-      <w:r>
-        <w:rPr>
-          <w:b w:val="0"/>
-          <w:i w:val="0"/>
-          <w:sz w:val="20"/>
-          <w:u w:val="none"/>
-        </w:rPr>
-        <w:t>(3점)</w:t>
-      </w:r>
-    </w:p>
-    <w:p>
-      <w:pPr>
-        <w:spacing w:after="10"/>
-        <w:ind w:left="170"/>
-      </w:pPr>
-      <w:r>
-        <w:rPr>
-          <w:b w:val="0"/>
-          <w:i w:val="0"/>
-          <w:sz w:val="20"/>
-          <w:u w:val="none"/>
-        </w:rPr>
-        <w:t>① spray – sprayer</w:t>
-      </w:r>
-    </w:p>
-    <w:p>
-      <w:pPr>
-        <w:spacing w:after="10"/>
-        <w:ind w:left="170"/>
-      </w:pPr>
-      <w:r>
-        <w:rPr>
-          <w:b w:val="0"/>
-          <w:i w:val="0"/>
-          <w:sz w:val="20"/>
-          <w:u w:val="none"/>
-        </w:rPr>
-        <w:t>② foreign – foreigner</w:t>
-      </w:r>
-    </w:p>
-    <w:p>
-      <w:pPr>
-        <w:spacing w:after="10"/>
-        <w:ind w:left="170"/>
-      </w:pPr>
-      <w:r>
-        <w:rPr>
-          <w:b w:val="0"/>
-          <w:i w:val="0"/>
-          <w:sz w:val="20"/>
-          <w:u w:val="none"/>
-        </w:rPr>
-        <w:t>③ independent – independence</w:t>
-      </w:r>
-    </w:p>
-    <w:p>
-      <w:pPr>
-        <w:spacing w:after="10"/>
-        <w:ind w:left="170"/>
-      </w:pPr>
-      <w:r>
-        <w:rPr>
-          <w:b w:val="0"/>
-          <w:i w:val="0"/>
-          <w:sz w:val="20"/>
-          <w:u w:val="none"/>
-        </w:rPr>
-        <w:t>④ hip – hippest</w:t>
-      </w:r>
-    </w:p>
-    <w:p>
-      <w:pPr>
-        <w:spacing w:after="10"/>
-        <w:ind w:left="170"/>
-      </w:pPr>
-      <w:r>
-        <w:rPr>
-          <w:b w:val="0"/>
-          <w:i w:val="0"/>
-          <w:sz w:val="20"/>
-          <w:u w:val="none"/>
-        </w:rPr>
-        <w:t>⑤ leaf – leafless</w:t>
-      </w:r>
-    </w:p>
-    <w:p>
-      <w:pPr>
-        <w:spacing w:after="30" w:before="100"/>
-      </w:pPr>
-      <w:r>
-        <w:rPr>
-          <w:b/>
-          <w:i w:val="0"/>
-          <w:color w:val="1F3864"/>
-          <w:sz w:val="21"/>
-          <w:u w:val="none"/>
-        </w:rPr>
-        <w:t>■ [13~15] 숙어 · 어형</w:t>
-      </w:r>
-    </w:p>
-    <w:p>
-      <w:pPr>
-        <w:spacing w:after="20" w:before="50"/>
-      </w:pPr>
-      <w:r>
-        <w:rPr>
-          <w:b/>
-          <w:i w:val="0"/>
-          <w:color w:val="1F3864"/>
-          <w:sz w:val="20"/>
-          <w:u w:val="none"/>
-        </w:rPr>
-        <w:t xml:space="preserve">13. </w:t>
-      </w:r>
-      <w:r>
-        <w:rPr>
-          <w:b w:val="0"/>
-          <w:i w:val="0"/>
-          <w:sz w:val="20"/>
-          <w:u w:val="none"/>
-        </w:rPr>
-        <w:t xml:space="preserve">밑줄 친 부분의 의미가 바르게 연결된 것을 </w:t>
-      </w:r>
-      <w:r>
-        <w:rPr>
-          <w:b/>
-          <w:i w:val="0"/>
-          <w:sz w:val="20"/>
-          <w:u w:val="none"/>
-        </w:rPr>
-        <w:t>있는 대로</w:t>
-      </w:r>
-      <w:r>
-        <w:rPr>
-          <w:b w:val="0"/>
-          <w:i w:val="0"/>
-          <w:sz w:val="20"/>
-          <w:u w:val="none"/>
-        </w:rPr>
-        <w:t xml:space="preserve"> 고르면? </w:t>
-      </w:r>
-      <w:r>
-        <w:rPr>
-          <w:b w:val="0"/>
-          <w:i w:val="0"/>
-          <w:sz w:val="20"/>
-          <w:u w:val="none"/>
-        </w:rPr>
         <w:t>(4점)</w:t>
-      </w:r>
-    </w:p>
-    <w:p>
-      <w:pPr>
-        <w:spacing w:after="10"/>
-        <w:ind w:left="170"/>
-      </w:pPr>
-      <w:r>
-        <w:rPr>
-          <w:b w:val="0"/>
-          <w:i w:val="0"/>
-          <w:sz w:val="20"/>
-          <w:u w:val="none"/>
-        </w:rPr>
-        <w:t xml:space="preserve">① </w:t>
-      </w:r>
-      <w:r>
-        <w:rPr>
-          <w:b w:val="0"/>
-          <w:i w:val="0"/>
-          <w:sz w:val="20"/>
-          <w:u w:val="single"/>
-        </w:rPr>
-        <w:t>give it a try</w:t>
-      </w:r>
-      <w:r>
-        <w:rPr>
-          <w:b w:val="0"/>
-          <w:i w:val="0"/>
-          <w:sz w:val="20"/>
-          <w:u w:val="none"/>
-        </w:rPr>
-        <w:t xml:space="preserve"> – 한번 해 보다</w:t>
-      </w:r>
-    </w:p>
-    <w:p>
-      <w:pPr>
-        <w:spacing w:after="10"/>
-        <w:ind w:left="170"/>
-      </w:pPr>
-      <w:r>
-        <w:rPr>
-          <w:b w:val="0"/>
-          <w:i w:val="0"/>
-          <w:sz w:val="20"/>
-          <w:u w:val="none"/>
-        </w:rPr>
-        <w:t xml:space="preserve">② </w:t>
-      </w:r>
-      <w:r>
-        <w:rPr>
-          <w:b w:val="0"/>
-          <w:i w:val="0"/>
-          <w:sz w:val="20"/>
-          <w:u w:val="single"/>
-        </w:rPr>
-        <w:t>at the invitation of</w:t>
-      </w:r>
-      <w:r>
-        <w:rPr>
-          <w:b w:val="0"/>
-          <w:i w:val="0"/>
-          <w:sz w:val="20"/>
-          <w:u w:val="none"/>
-        </w:rPr>
-        <w:t xml:space="preserve"> – ~의 초청으로</w:t>
-      </w:r>
-    </w:p>
-    <w:p>
-      <w:pPr>
-        <w:spacing w:after="10"/>
-        <w:ind w:left="170"/>
-      </w:pPr>
-      <w:r>
-        <w:rPr>
-          <w:b w:val="0"/>
-          <w:i w:val="0"/>
-          <w:sz w:val="20"/>
-          <w:u w:val="none"/>
-        </w:rPr>
-        <w:t xml:space="preserve">③ </w:t>
-      </w:r>
-      <w:r>
-        <w:rPr>
-          <w:b w:val="0"/>
-          <w:i w:val="0"/>
-          <w:sz w:val="20"/>
-          <w:u w:val="single"/>
-        </w:rPr>
-        <w:t>by accident</w:t>
-      </w:r>
-      <w:r>
-        <w:rPr>
-          <w:b w:val="0"/>
-          <w:i w:val="0"/>
-          <w:sz w:val="20"/>
-          <w:u w:val="none"/>
-        </w:rPr>
-        <w:t xml:space="preserve"> – 일부러</w:t>
-      </w:r>
-    </w:p>
-    <w:p>
-      <w:pPr>
-        <w:spacing w:after="10"/>
-        <w:ind w:left="170"/>
-      </w:pPr>
-      <w:r>
-        <w:rPr>
-          <w:b w:val="0"/>
-          <w:i w:val="0"/>
-          <w:sz w:val="20"/>
-          <w:u w:val="none"/>
-        </w:rPr>
-        <w:t xml:space="preserve">④ </w:t>
-      </w:r>
-      <w:r>
-        <w:rPr>
-          <w:b w:val="0"/>
-          <w:i w:val="0"/>
-          <w:sz w:val="20"/>
-          <w:u w:val="single"/>
-        </w:rPr>
-        <w:t>all night long</w:t>
-      </w:r>
-      <w:r>
-        <w:rPr>
-          <w:b w:val="0"/>
-          <w:i w:val="0"/>
-          <w:sz w:val="20"/>
-          <w:u w:val="none"/>
-        </w:rPr>
-        <w:t xml:space="preserve"> – 밤새도록</w:t>
-      </w:r>
-    </w:p>
-    <w:p>
-      <w:pPr>
-        <w:spacing w:after="10"/>
-        <w:ind w:left="170"/>
-      </w:pPr>
-      <w:r>
-        <w:rPr>
-          <w:b w:val="0"/>
-          <w:i w:val="0"/>
-          <w:sz w:val="20"/>
-          <w:u w:val="none"/>
-        </w:rPr>
-        <w:t xml:space="preserve">⑤ </w:t>
-      </w:r>
-      <w:r>
-        <w:rPr>
-          <w:b w:val="0"/>
-          <w:i w:val="0"/>
-          <w:sz w:val="20"/>
-          <w:u w:val="single"/>
-        </w:rPr>
-        <w:t>right away</w:t>
-      </w:r>
-      <w:r>
-        <w:rPr>
-          <w:b w:val="0"/>
-          <w:i w:val="0"/>
-          <w:sz w:val="20"/>
-          <w:u w:val="none"/>
-        </w:rPr>
-        <w:t xml:space="preserve"> – 오른쪽으로</w:t>
-      </w:r>
-    </w:p>
-    <w:p>
-      <w:pPr>
-        <w:spacing w:after="20" w:before="50"/>
-      </w:pPr>
-      <w:r>
-        <w:rPr>
-          <w:b/>
-          <w:i w:val="0"/>
-          <w:color w:val="1F3864"/>
-          <w:sz w:val="20"/>
-          <w:u w:val="none"/>
-        </w:rPr>
-        <w:t xml:space="preserve">14. </w:t>
-      </w:r>
-      <w:r>
-        <w:rPr>
-          <w:b w:val="0"/>
-          <w:i w:val="0"/>
-          <w:sz w:val="20"/>
-          <w:u w:val="none"/>
-        </w:rPr>
-        <w:t xml:space="preserve">다음 빈칸에 들어갈 말로 알맞은 것은? </w:t>
-      </w:r>
-      <w:r>
-        <w:rPr>
-          <w:b w:val="0"/>
-          <w:i w:val="0"/>
-          <w:sz w:val="20"/>
-          <w:u w:val="none"/>
-        </w:rPr>
-        <w:t>(3점)</w:t>
       </w:r>
     </w:p>
     <w:p>
@@ -1663,7 +2599,55 @@
           <w:sz w:val="20"/>
           <w:u w:val="none"/>
         </w:rPr>
-        <w:t>He returned to Korea ________ the invitation of the Korean government.</w:t>
+        <w:t>(a) the group of people who officially control a country → ( 6번째 )</w:t>
+      </w:r>
+      <w:r>
+        <w:br/>
+      </w:r>
+      <w:r>
+        <w:rPr>
+          <w:b w:val="0"/>
+          <w:i w:val="0"/>
+          <w:sz w:val="20"/>
+          <w:u w:val="none"/>
+        </w:rPr>
+        <w:t>(b) in or from a country that is not your own → ( 2번째 )</w:t>
+      </w:r>
+      <w:r>
+        <w:br/>
+      </w:r>
+      <w:r>
+        <w:rPr>
+          <w:b w:val="0"/>
+          <w:i w:val="0"/>
+          <w:sz w:val="20"/>
+          <w:u w:val="none"/>
+        </w:rPr>
+        <w:t>(c) an action that a group of people take to change something in society → ( 3번째 )</w:t>
+      </w:r>
+      <w:r>
+        <w:br/>
+      </w:r>
+      <w:r>
+        <w:rPr>
+          <w:b w:val="0"/>
+          <w:i w:val="0"/>
+          <w:sz w:val="20"/>
+          <w:u w:val="none"/>
+        </w:rPr>
+        <w:t>(d) caring more about other people's needs and interests than about your own → ( 2번째 )</w:t>
+      </w:r>
+      <w:r>
+        <w:br/>
+      </w:r>
+      <w:r>
+        <w:rPr>
+          <w:b w:val="0"/>
+          <w:i w:val="0"/>
+          <w:sz w:val="20"/>
+          <w:u w:val="none"/>
+        </w:rPr>
+        <w:t>(e) a piece of writing on a particular subject in a newspaper or magazine → ( 6번째 )</w:t>
       </w:r>
     </w:p>
     <w:p>
@@ -1678,7 +2662,7 @@
           <w:sz w:val="20"/>
           <w:u w:val="none"/>
         </w:rPr>
-        <w:t>① in    ② at    ③ on    ④ for    ⑤ with</w:t>
+        <w:t>(a) ______ (b) ______ (c) ______ (d) ______ (e) ______ → 완성 단어: ______</w:t>
       </w:r>
     </w:p>
     <w:p>
@@ -1693,7 +2677,7 @@
           <w:sz w:val="20"/>
           <w:u w:val="none"/>
         </w:rPr>
-        <w:t xml:space="preserve">15. </w:t>
+        <w:t xml:space="preserve">19. </w:t>
       </w:r>
       <w:r>
         <w:rPr>
@@ -1702,97 +2686,16 @@
           <w:sz w:val="20"/>
           <w:u w:val="none"/>
         </w:rPr>
-        <w:t xml:space="preserve">다음 중 품사가 </w:t>
-      </w:r>
-      <w:r>
-        <w:rPr>
-          <w:b/>
+        <w:t xml:space="preserve">[서술형] 괄호 안의 단어를 문맥에 맞게 알맞은 형태로 바꾸어 쓰시오. </w:t>
+      </w:r>
+      <w:r>
+        <w:rPr>
+          <w:b w:val="0"/>
           <w:i w:val="0"/>
           <w:sz w:val="20"/>
           <w:u w:val="none"/>
         </w:rPr>
-        <w:t>다른</w:t>
-      </w:r>
-      <w:r>
-        <w:rPr>
-          <w:b w:val="0"/>
-          <w:i w:val="0"/>
-          <w:sz w:val="20"/>
-          <w:u w:val="none"/>
-        </w:rPr>
-        <w:t xml:space="preserve"> 하나는? </w:t>
-      </w:r>
-      <w:r>
-        <w:rPr>
-          <w:b w:val="0"/>
-          <w:i w:val="0"/>
-          <w:sz w:val="20"/>
-          <w:u w:val="none"/>
-        </w:rPr>
-        <w:t>(3점)</w:t>
-      </w:r>
-    </w:p>
-    <w:p>
-      <w:pPr>
-        <w:spacing w:after="30"/>
-        <w:ind w:left="170"/>
-      </w:pPr>
-      <w:r>
-        <w:rPr>
-          <w:b w:val="0"/>
-          <w:i w:val="0"/>
-          <w:sz w:val="20"/>
-          <w:u w:val="none"/>
-        </w:rPr>
-        <w:t>① historic    ② independent    ③ foreign    ④ selfless    ⑤ movement</w:t>
-      </w:r>
-    </w:p>
-    <w:p>
-      <w:pPr>
-        <w:spacing w:after="30" w:before="100"/>
-      </w:pPr>
-      <w:r>
-        <w:rPr>
-          <w:b/>
-          <w:i w:val="0"/>
-          <w:color w:val="1F3864"/>
-          <w:sz w:val="21"/>
-          <w:u w:val="none"/>
-        </w:rPr>
-        <w:t>■ [16~20] 서술형</w:t>
-      </w:r>
-    </w:p>
-    <w:p>
-      <w:pPr>
-        <w:spacing w:after="20" w:before="50"/>
-      </w:pPr>
-      <w:r>
-        <w:rPr>
-          <w:b/>
-          <w:i w:val="0"/>
-          <w:color w:val="1F3864"/>
-          <w:sz w:val="20"/>
-          <w:u w:val="none"/>
-        </w:rPr>
-        <w:t xml:space="preserve">16. </w:t>
-      </w:r>
-      <w:r>
-        <w:rPr>
-          <w:b w:val="0"/>
-          <w:i w:val="0"/>
-          <w:sz w:val="20"/>
-          <w:u w:val="none"/>
-        </w:rPr>
-        <w:t xml:space="preserve">다음 영영풀이에 해당하는 단어를 주어진 철자로 시작하여 쓰시오. </w:t>
-      </w:r>
-      <w:r>
-        <w:rPr>
-          <w:b w:val="0"/>
-          <w:i w:val="0"/>
-          <w:sz w:val="20"/>
-          <w:u w:val="none"/>
-        </w:rPr>
-        <w:t>(3점)</w:t>
+        <w:t>(4점)</w:t>
       </w:r>
     </w:p>
     <w:p>
@@ -1814,7 +2717,31 @@
           <w:sz w:val="20"/>
           <w:u w:val="none"/>
         </w:rPr>
-        <w:t>a person or an animal in a drawing, painting, etc. → f________</w:t>
+        <w:t>(a) He believed that every country has the right to be (independence).</w:t>
+      </w:r>
+      <w:r>
+        <w:br/>
+      </w:r>
+      <w:r>
+        <w:rPr>
+          <w:b w:val="0"/>
+          <w:i w:val="0"/>
+          <w:sz w:val="20"/>
+          <w:u w:val="none"/>
+        </w:rPr>
+        <w:t>(b) She decided to study (medical) to become a doctor.</w:t>
+      </w:r>
+      <w:r>
+        <w:br/>
+      </w:r>
+      <w:r>
+        <w:rPr>
+          <w:b w:val="0"/>
+          <w:i w:val="0"/>
+          <w:sz w:val="20"/>
+          <w:u w:val="none"/>
+        </w:rPr>
+        <w:t>(c) Why does the heart shape (symbol) love?</w:t>
       </w:r>
     </w:p>
     <w:p>
@@ -1829,7 +2756,7 @@
           <w:sz w:val="20"/>
           <w:u w:val="none"/>
         </w:rPr>
-        <w:t>→ ____________</w:t>
+        <w:t>(a) ____________ (b) ____________ (c) ____________</w:t>
       </w:r>
     </w:p>
     <w:p>
@@ -1844,7 +2771,7 @@
           <w:sz w:val="20"/>
           <w:u w:val="none"/>
         </w:rPr>
-        <w:t xml:space="preserve">17. </w:t>
+        <w:t xml:space="preserve">20. </w:t>
       </w:r>
       <w:r>
         <w:rPr>
@@ -1853,7 +2780,7 @@
           <w:sz w:val="20"/>
           <w:u w:val="none"/>
         </w:rPr>
-        <w:t xml:space="preserve">다음 영영풀이에 해당하는 단어를 쓰시오. (2개) </w:t>
+        <w:t xml:space="preserve">[서술형] 우리말과 같도록 괄호 안의 단어를 바르게 배열하여 문장을 완성하시오. </w:t>
       </w:r>
       <w:r>
         <w:rPr>
@@ -1862,7 +2789,7 @@
           <w:sz w:val="20"/>
           <w:u w:val="none"/>
         </w:rPr>
-        <w:t>(4점)</w:t>
+        <w:t>(3점)</w:t>
       </w:r>
     </w:p>
     <w:p>
@@ -1884,7 +2811,7 @@
           <w:sz w:val="20"/>
           <w:u w:val="none"/>
         </w:rPr>
-        <w:t>(1) freedom from political control by other countries → i________</w:t>
+        <w:t>우리가 서로 다른 언어를 쓴다는 것은 중요하지 않다.</w:t>
       </w:r>
       <w:r>
         <w:br/>
@@ -1896,7 +2823,7 @@
           <w:sz w:val="20"/>
           <w:u w:val="none"/>
         </w:rPr>
-        <w:t>(2) not governed or ruled by another country → i________</w:t>
+        <w:t>( that / matter / speak / it / different / doesn't / we / languages )</w:t>
       </w:r>
     </w:p>
     <w:p>
@@ -1911,289 +2838,7 @@
           <w:sz w:val="20"/>
           <w:u w:val="none"/>
         </w:rPr>
-        <w:t>(1) ____________ (2) ____________</w:t>
-      </w:r>
-    </w:p>
-    <w:p>
-      <w:pPr>
-        <w:spacing w:after="20" w:before="50"/>
-      </w:pPr>
-      <w:r>
-        <w:rPr>
-          <w:b/>
-          <w:i w:val="0"/>
-          <w:color w:val="1F3864"/>
-          <w:sz w:val="20"/>
-          <w:u w:val="none"/>
-        </w:rPr>
-        <w:t xml:space="preserve">18. </w:t>
-      </w:r>
-      <w:r>
-        <w:rPr>
-          <w:b w:val="0"/>
-          <w:i w:val="0"/>
-          <w:sz w:val="20"/>
-          <w:u w:val="none"/>
-        </w:rPr>
-        <w:t xml:space="preserve">다음 우리말에 맞게 빈칸에 알맞은 말을 쓰시오. </w:t>
-      </w:r>
-      <w:r>
-        <w:rPr>
-          <w:b w:val="0"/>
-          <w:i w:val="0"/>
-          <w:sz w:val="20"/>
-          <w:u w:val="none"/>
-        </w:rPr>
-        <w:t>(4점)</w:t>
-      </w:r>
-    </w:p>
-    <w:p>
-      <w:pPr>
-        <w:spacing w:after="30"/>
-        <w:ind w:left="57" w:right="57"/>
-        <w:pBdr>
-          <w:top w:val="single" w:sz="4" w:space="3" w:color="8DA2C4"/>
-          <w:left w:val="single" w:sz="4" w:space="3" w:color="8DA2C4"/>
-          <w:bottom w:val="single" w:sz="4" w:space="3" w:color="8DA2C4"/>
-          <w:right w:val="single" w:sz="4" w:space="3" w:color="8DA2C4"/>
-        </w:pBdr>
-        <w:shd w:val="clear" w:color="auto" w:fill="F7F9FC"/>
-      </w:pPr>
-      <w:r>
-        <w:rPr>
-          <w:b w:val="0"/>
-          <w:i w:val="0"/>
-          <w:sz w:val="20"/>
-          <w:u w:val="none"/>
-        </w:rPr>
-        <w:t>일 년 중 가장 긴 날을 기념하기 위해 그들은 특별한 축제를 연다.</w:t>
-      </w:r>
-      <w:r>
-        <w:br/>
-      </w:r>
-      <w:r>
-        <w:rPr>
-          <w:b w:val="0"/>
-          <w:i w:val="0"/>
-          <w:sz w:val="20"/>
-          <w:u w:val="none"/>
-        </w:rPr>
-        <w:t>→ To ________ the longest day of the year, they have a special festival.</w:t>
-      </w:r>
-    </w:p>
-    <w:p>
-      <w:pPr>
-        <w:spacing w:after="30"/>
-        <w:ind w:left="170"/>
-      </w:pPr>
-      <w:r>
-        <w:rPr>
-          <w:b w:val="0"/>
-          <w:i w:val="0"/>
-          <w:sz w:val="20"/>
-          <w:u w:val="none"/>
-        </w:rPr>
-        <w:t>→ ____________</w:t>
-      </w:r>
-    </w:p>
-    <w:p>
-      <w:pPr>
-        <w:spacing w:after="20" w:before="50"/>
-      </w:pPr>
-      <w:r>
-        <w:rPr>
-          <w:b/>
-          <w:i w:val="0"/>
-          <w:color w:val="1F3864"/>
-          <w:sz w:val="20"/>
-          <w:u w:val="none"/>
-        </w:rPr>
-        <w:t xml:space="preserve">19. </w:t>
-      </w:r>
-      <w:r>
-        <w:rPr>
-          <w:b w:val="0"/>
-          <w:i w:val="0"/>
-          <w:sz w:val="20"/>
-          <w:u w:val="none"/>
-        </w:rPr>
-        <w:t xml:space="preserve">다음 문장의 빈칸에 알맞은 단어를 쓰시오. (r로 시작) </w:t>
-      </w:r>
-      <w:r>
-        <w:rPr>
-          <w:b w:val="0"/>
-          <w:i w:val="0"/>
-          <w:sz w:val="20"/>
-          <w:u w:val="none"/>
-        </w:rPr>
-        <w:t>(3점)</w:t>
-      </w:r>
-    </w:p>
-    <w:p>
-      <w:pPr>
-        <w:spacing w:after="30"/>
-        <w:ind w:left="57" w:right="57"/>
-        <w:pBdr>
-          <w:top w:val="single" w:sz="4" w:space="3" w:color="8DA2C4"/>
-          <w:left w:val="single" w:sz="4" w:space="3" w:color="8DA2C4"/>
-          <w:bottom w:val="single" w:sz="4" w:space="3" w:color="8DA2C4"/>
-          <w:right w:val="single" w:sz="4" w:space="3" w:color="8DA2C4"/>
-        </w:pBdr>
-        <w:shd w:val="clear" w:color="auto" w:fill="F7F9FC"/>
-      </w:pPr>
-      <w:r>
-        <w:rPr>
-          <w:b w:val="0"/>
-          <w:i w:val="0"/>
-          <w:sz w:val="20"/>
-          <w:u w:val="none"/>
-        </w:rPr>
-        <w:t>Can you ________ a good sci-fi novel for me?</w:t>
-      </w:r>
-    </w:p>
-    <w:p>
-      <w:pPr>
-        <w:spacing w:after="30"/>
-        <w:ind w:left="170"/>
-      </w:pPr>
-      <w:r>
-        <w:rPr>
-          <w:b w:val="0"/>
-          <w:i w:val="0"/>
-          <w:sz w:val="20"/>
-          <w:u w:val="none"/>
-        </w:rPr>
-        <w:t>→ r____________</w:t>
-      </w:r>
-    </w:p>
-    <w:p>
-      <w:pPr>
-        <w:spacing w:after="20" w:before="50"/>
-      </w:pPr>
-      <w:r>
-        <w:rPr>
-          <w:b/>
-          <w:i w:val="0"/>
-          <w:color w:val="1F3864"/>
-          <w:sz w:val="20"/>
-          <w:u w:val="none"/>
-        </w:rPr>
-        <w:t xml:space="preserve">20. </w:t>
-      </w:r>
-      <w:r>
-        <w:rPr>
-          <w:b w:val="0"/>
-          <w:i w:val="0"/>
-          <w:sz w:val="20"/>
-          <w:u w:val="none"/>
-        </w:rPr>
-        <w:t xml:space="preserve">다음 영영풀이 (a), (b)에 해당하는 단어를 순서대로 고르면? </w:t>
-      </w:r>
-      <w:r>
-        <w:rPr>
-          <w:b w:val="0"/>
-          <w:i w:val="0"/>
-          <w:sz w:val="20"/>
-          <w:u w:val="none"/>
-        </w:rPr>
-        <w:t>(3점)</w:t>
-      </w:r>
-    </w:p>
-    <w:p>
-      <w:pPr>
-        <w:spacing w:after="30"/>
-        <w:ind w:left="57" w:right="57"/>
-        <w:pBdr>
-          <w:top w:val="single" w:sz="4" w:space="3" w:color="8DA2C4"/>
-          <w:left w:val="single" w:sz="4" w:space="3" w:color="8DA2C4"/>
-          <w:bottom w:val="single" w:sz="4" w:space="3" w:color="8DA2C4"/>
-          <w:right w:val="single" w:sz="4" w:space="3" w:color="8DA2C4"/>
-        </w:pBdr>
-        <w:shd w:val="clear" w:color="auto" w:fill="F7F9FC"/>
-      </w:pPr>
-      <w:r>
-        <w:rPr>
-          <w:b w:val="0"/>
-          <w:i w:val="0"/>
-          <w:sz w:val="20"/>
-          <w:u w:val="none"/>
-        </w:rPr>
-        <w:t>(a) a long, thin stick of wood or metal (b) the structure of bones that support the body</w:t>
-      </w:r>
-    </w:p>
-    <w:p>
-      <w:pPr>
-        <w:spacing w:after="10"/>
-        <w:ind w:left="170"/>
-      </w:pPr>
-      <w:r>
-        <w:rPr>
-          <w:b w:val="0"/>
-          <w:i w:val="0"/>
-          <w:sz w:val="20"/>
-          <w:u w:val="none"/>
-        </w:rPr>
-        <w:t>① pole – skeleton</w:t>
-      </w:r>
-    </w:p>
-    <w:p>
-      <w:pPr>
-        <w:spacing w:after="10"/>
-        <w:ind w:left="170"/>
-      </w:pPr>
-      <w:r>
-        <w:rPr>
-          <w:b w:val="0"/>
-          <w:i w:val="0"/>
-          <w:sz w:val="20"/>
-          <w:u w:val="none"/>
-        </w:rPr>
-        <w:t>② statue – skeleton</w:t>
-      </w:r>
-    </w:p>
-    <w:p>
-      <w:pPr>
-        <w:spacing w:after="10"/>
-        <w:ind w:left="170"/>
-      </w:pPr>
-      <w:r>
-        <w:rPr>
-          <w:b w:val="0"/>
-          <w:i w:val="0"/>
-          <w:sz w:val="20"/>
-          <w:u w:val="none"/>
-        </w:rPr>
-        <w:t>③ pole – costume</w:t>
-      </w:r>
-    </w:p>
-    <w:p>
-      <w:pPr>
-        <w:spacing w:after="10"/>
-        <w:ind w:left="170"/>
-      </w:pPr>
-      <w:r>
-        <w:rPr>
-          <w:b w:val="0"/>
-          <w:i w:val="0"/>
-          <w:sz w:val="20"/>
-          <w:u w:val="none"/>
-        </w:rPr>
-        <w:t>④ altar – skeleton</w:t>
-      </w:r>
-    </w:p>
-    <w:p>
-      <w:pPr>
-        <w:spacing w:after="10"/>
-        <w:ind w:left="170"/>
-      </w:pPr>
-      <w:r>
-        <w:rPr>
-          <w:b w:val="0"/>
-          <w:i w:val="0"/>
-          <w:sz w:val="20"/>
-          <w:u w:val="none"/>
-        </w:rPr>
-        <w:t>⑤ pole – statue</w:t>
+        <w:t>→ ______________________________________________</w:t>
       </w:r>
     </w:p>
     <w:p>
@@ -2243,7 +2888,7 @@
           <w:sz w:val="18"/>
           <w:u w:val="none"/>
         </w:rPr>
-        <w:t xml:space="preserve"> ②</w:t>
+        <w:t xml:space="preserve"> ③</w:t>
       </w:r>
       <w:r>
         <w:rPr>
@@ -2272,7 +2917,7 @@
           <w:sz w:val="18"/>
           <w:u w:val="none"/>
         </w:rPr>
-        <w:t xml:space="preserve"> ③</w:t>
+        <w:t xml:space="preserve"> ④</w:t>
       </w:r>
       <w:r>
         <w:rPr>
@@ -2301,7 +2946,7 @@
           <w:sz w:val="18"/>
           <w:u w:val="none"/>
         </w:rPr>
-        <w:t xml:space="preserve"> ③</w:t>
+        <w:t xml:space="preserve"> ①, ④</w:t>
       </w:r>
       <w:r>
         <w:rPr>
@@ -2330,7 +2975,7 @@
           <w:sz w:val="18"/>
           <w:u w:val="none"/>
         </w:rPr>
-        <w:t xml:space="preserve"> ①</w:t>
+        <w:t xml:space="preserve"> ③</w:t>
       </w:r>
       <w:r>
         <w:rPr>
@@ -2359,7 +3004,7 @@
           <w:sz w:val="18"/>
           <w:u w:val="none"/>
         </w:rPr>
-        <w:t xml:space="preserve"> ②</w:t>
+        <w:t xml:space="preserve"> ⑤</w:t>
       </w:r>
       <w:r>
         <w:rPr>
@@ -2388,7 +3033,7 @@
           <w:sz w:val="18"/>
           <w:u w:val="none"/>
         </w:rPr>
-        <w:t xml:space="preserve"> ①, ②, ④</w:t>
+        <w:t xml:space="preserve"> ⑤</w:t>
       </w:r>
       <w:r>
         <w:rPr>
@@ -2417,7 +3062,7 @@
           <w:sz w:val="18"/>
           <w:u w:val="none"/>
         </w:rPr>
-        <w:t xml:space="preserve"> ①</w:t>
+        <w:t xml:space="preserve"> ④</w:t>
       </w:r>
       <w:r>
         <w:rPr>
@@ -2446,7 +3091,7 @@
           <w:sz w:val="18"/>
           <w:u w:val="none"/>
         </w:rPr>
-        <w:t xml:space="preserve"> ②</w:t>
+        <w:t xml:space="preserve"> ②, ③</w:t>
       </w:r>
       <w:r>
         <w:rPr>
@@ -2475,7 +3120,7 @@
           <w:sz w:val="18"/>
           <w:u w:val="none"/>
         </w:rPr>
-        <w:t xml:space="preserve"> ①</w:t>
+        <w:t xml:space="preserve"> ④</w:t>
       </w:r>
       <w:r>
         <w:rPr>
@@ -2504,7 +3149,7 @@
           <w:sz w:val="18"/>
           <w:u w:val="none"/>
         </w:rPr>
-        <w:t xml:space="preserve"> ②, ④</w:t>
+        <w:t xml:space="preserve"> ④</w:t>
       </w:r>
       <w:r>
         <w:rPr>
@@ -2562,7 +3207,7 @@
           <w:sz w:val="18"/>
           <w:u w:val="none"/>
         </w:rPr>
-        <w:t xml:space="preserve"> ④</w:t>
+        <w:t xml:space="preserve"> ⑤</w:t>
       </w:r>
       <w:r>
         <w:rPr>
@@ -2591,7 +3236,7 @@
           <w:sz w:val="18"/>
           <w:u w:val="none"/>
         </w:rPr>
-        <w:t xml:space="preserve"> ①, ②, ④</w:t>
+        <w:t xml:space="preserve"> ⑤</w:t>
       </w:r>
       <w:r>
         <w:rPr>
@@ -2620,7 +3265,7 @@
           <w:sz w:val="18"/>
           <w:u w:val="none"/>
         </w:rPr>
-        <w:t xml:space="preserve"> ②</w:t>
+        <w:t xml:space="preserve"> ③</w:t>
       </w:r>
       <w:r>
         <w:rPr>
@@ -2649,7 +3294,7 @@
           <w:sz w:val="18"/>
           <w:u w:val="none"/>
         </w:rPr>
-        <w:t xml:space="preserve"> ⑤</w:t>
+        <w:t xml:space="preserve"> ③, ⑤</w:t>
       </w:r>
       <w:r>
         <w:rPr>
@@ -2678,7 +3323,7 @@
           <w:sz w:val="18"/>
           <w:u w:val="none"/>
         </w:rPr>
-        <w:t xml:space="preserve"> figure</w:t>
+        <w:t xml:space="preserve"> They gather in the square and watch fireworks together.</w:t>
       </w:r>
       <w:r>
         <w:rPr>
@@ -2707,7 +3352,7 @@
           <w:sz w:val="18"/>
           <w:u w:val="none"/>
         </w:rPr>
-        <w:t xml:space="preserve"> (1) independence (2) independent</w:t>
+        <w:t xml:space="preserve"> buried</w:t>
       </w:r>
       <w:r>
         <w:rPr>
@@ -2736,7 +3381,7 @@
           <w:sz w:val="18"/>
           <w:u w:val="none"/>
         </w:rPr>
-        <w:t xml:space="preserve"> celebrate</w:t>
+        <w:t xml:space="preserve"> (a) government (b) foreign (c) movement (d) selfless (e) article → novel</w:t>
       </w:r>
       <w:r>
         <w:rPr>
@@ -2765,7 +3410,7 @@
           <w:sz w:val="18"/>
           <w:u w:val="none"/>
         </w:rPr>
-        <w:t xml:space="preserve"> recommend</w:t>
+        <w:t xml:space="preserve"> (a) independent (b) medicine (c) symbolize</w:t>
       </w:r>
       <w:r>
         <w:rPr>
@@ -2794,7 +3439,7 @@
           <w:sz w:val="18"/>
           <w:u w:val="none"/>
         </w:rPr>
-        <w:t xml:space="preserve"> ①</w:t>
+        <w:t xml:space="preserve"> It doesn't matter that we speak different languages.</w:t>
       </w:r>
     </w:p>
     <w:sectPr>

--- a/mokdong2/2fin/word/md2s2_vocab_test_exam.docx
+++ b/mokdong2/2fin/word/md2s2_vocab_test_exam.docx
@@ -19,10 +19,10 @@
     </w:p>
     <w:p>
       <w:pPr>
-        <w:spacing w:after="80"/>
         <w:pBdr>
           <w:bottom w:val="single" w:sz="8" w:space="2" w:color="1F3864"/>
         </w:pBdr>
+        <w:spacing w:after="80"/>
       </w:pPr>
       <w:r>
         <w:rPr>
@@ -108,8 +108,6 @@
     </w:p>
     <w:p>
       <w:pPr>
-        <w:spacing w:after="30"/>
-        <w:ind w:left="57" w:right="57"/>
         <w:pBdr>
           <w:top w:val="single" w:sz="4" w:space="3" w:color="8DA2C4"/>
           <w:left w:val="single" w:sz="4" w:space="3" w:color="8DA2C4"/>
@@ -117,6 +115,8 @@
           <w:right w:val="single" w:sz="4" w:space="3" w:color="8DA2C4"/>
         </w:pBdr>
         <w:shd w:val="clear" w:color="auto" w:fill="F7F9FC"/>
+        <w:spacing w:after="30"/>
+        <w:ind w:left="57" w:right="57"/>
       </w:pPr>
       <w:r>
         <w:rPr>
@@ -430,8 +430,6 @@
     </w:p>
     <w:p>
       <w:pPr>
-        <w:spacing w:after="30"/>
-        <w:ind w:left="57" w:right="57"/>
         <w:pBdr>
           <w:top w:val="single" w:sz="4" w:space="3" w:color="8DA2C4"/>
           <w:left w:val="single" w:sz="4" w:space="3" w:color="8DA2C4"/>
@@ -439,6 +437,8 @@
           <w:right w:val="single" w:sz="4" w:space="3" w:color="8DA2C4"/>
         </w:pBdr>
         <w:shd w:val="clear" w:color="auto" w:fill="F7F9FC"/>
+        <w:spacing w:after="30"/>
+        <w:ind w:left="57" w:right="57"/>
       </w:pPr>
       <w:r>
         <w:rPr>
@@ -755,8 +755,6 @@
     </w:p>
     <w:p>
       <w:pPr>
-        <w:spacing w:after="30"/>
-        <w:ind w:left="57" w:right="57"/>
         <w:pBdr>
           <w:top w:val="single" w:sz="4" w:space="3" w:color="8DA2C4"/>
           <w:left w:val="single" w:sz="4" w:space="3" w:color="8DA2C4"/>
@@ -764,6 +762,8 @@
           <w:right w:val="single" w:sz="4" w:space="3" w:color="8DA2C4"/>
         </w:pBdr>
         <w:shd w:val="clear" w:color="auto" w:fill="F7F9FC"/>
+        <w:spacing w:after="30"/>
+        <w:ind w:left="57" w:right="57"/>
       </w:pPr>
       <w:r>
         <w:rPr>
@@ -891,8 +891,6 @@
     </w:p>
     <w:p>
       <w:pPr>
-        <w:spacing w:after="30"/>
-        <w:ind w:left="57" w:right="57"/>
         <w:pBdr>
           <w:top w:val="single" w:sz="4" w:space="3" w:color="8DA2C4"/>
           <w:left w:val="single" w:sz="4" w:space="3" w:color="8DA2C4"/>
@@ -900,6 +898,8 @@
           <w:right w:val="single" w:sz="4" w:space="3" w:color="8DA2C4"/>
         </w:pBdr>
         <w:shd w:val="clear" w:color="auto" w:fill="F7F9FC"/>
+        <w:spacing w:after="30"/>
+        <w:ind w:left="57" w:right="57"/>
       </w:pPr>
       <w:r>
         <w:rPr>
@@ -1573,8 +1573,6 @@
     </w:p>
     <w:p>
       <w:pPr>
-        <w:spacing w:after="30"/>
-        <w:ind w:left="57" w:right="57"/>
         <w:pBdr>
           <w:top w:val="single" w:sz="4" w:space="3" w:color="8DA2C4"/>
           <w:left w:val="single" w:sz="4" w:space="3" w:color="8DA2C4"/>
@@ -1582,6 +1580,8 @@
           <w:right w:val="single" w:sz="4" w:space="3" w:color="8DA2C4"/>
         </w:pBdr>
         <w:shd w:val="clear" w:color="auto" w:fill="F7F9FC"/>
+        <w:spacing w:after="30"/>
+        <w:ind w:left="57" w:right="57"/>
       </w:pPr>
       <w:r>
         <w:rPr>
@@ -1703,8 +1703,6 @@
     </w:p>
     <w:p>
       <w:pPr>
-        <w:spacing w:after="30"/>
-        <w:ind w:left="57" w:right="57"/>
         <w:pBdr>
           <w:top w:val="single" w:sz="4" w:space="3" w:color="8DA2C4"/>
           <w:left w:val="single" w:sz="4" w:space="3" w:color="8DA2C4"/>
@@ -1712,6 +1710,8 @@
           <w:right w:val="single" w:sz="4" w:space="3" w:color="8DA2C4"/>
         </w:pBdr>
         <w:shd w:val="clear" w:color="auto" w:fill="F7F9FC"/>
+        <w:spacing w:after="30"/>
+        <w:ind w:left="57" w:right="57"/>
       </w:pPr>
       <w:r>
         <w:rPr>
@@ -1839,13 +1839,13 @@
     </w:p>
     <w:p>
       <w:pPr>
-        <w:spacing w:after="60"/>
         <w:pBdr>
           <w:top w:val="single" w:sz="4" w:space="3" w:color="9AA9C2"/>
           <w:left w:val="single" w:sz="4" w:space="3" w:color="9AA9C2"/>
           <w:bottom w:val="single" w:sz="4" w:space="3" w:color="9AA9C2"/>
           <w:right w:val="single" w:sz="4" w:space="3" w:color="9AA9C2"/>
         </w:pBdr>
+        <w:spacing w:after="60"/>
         <w:ind w:left="57" w:right="57"/>
       </w:pPr>
       <w:r>
@@ -2415,8 +2415,6 @@
     </w:p>
     <w:p>
       <w:pPr>
-        <w:spacing w:after="30"/>
-        <w:ind w:left="57" w:right="57"/>
         <w:pBdr>
           <w:top w:val="single" w:sz="4" w:space="3" w:color="8DA2C4"/>
           <w:left w:val="single" w:sz="4" w:space="3" w:color="8DA2C4"/>
@@ -2424,6 +2422,8 @@
           <w:right w:val="single" w:sz="4" w:space="3" w:color="8DA2C4"/>
         </w:pBdr>
         <w:shd w:val="clear" w:color="auto" w:fill="F7F9FC"/>
+        <w:spacing w:after="30"/>
+        <w:ind w:left="57" w:right="57"/>
       </w:pPr>
       <w:r>
         <w:rPr>
@@ -2500,8 +2500,6 @@
     </w:p>
     <w:p>
       <w:pPr>
-        <w:spacing w:after="30"/>
-        <w:ind w:left="57" w:right="57"/>
         <w:pBdr>
           <w:top w:val="single" w:sz="4" w:space="3" w:color="8DA2C4"/>
           <w:left w:val="single" w:sz="4" w:space="3" w:color="8DA2C4"/>
@@ -2509,6 +2507,8 @@
           <w:right w:val="single" w:sz="4" w:space="3" w:color="8DA2C4"/>
         </w:pBdr>
         <w:shd w:val="clear" w:color="auto" w:fill="F7F9FC"/>
+        <w:spacing w:after="30"/>
+        <w:ind w:left="57" w:right="57"/>
       </w:pPr>
       <w:r>
         <w:rPr>
@@ -2582,8 +2582,6 @@
     </w:p>
     <w:p>
       <w:pPr>
-        <w:spacing w:after="30"/>
-        <w:ind w:left="57" w:right="57"/>
         <w:pBdr>
           <w:top w:val="single" w:sz="4" w:space="3" w:color="8DA2C4"/>
           <w:left w:val="single" w:sz="4" w:space="3" w:color="8DA2C4"/>
@@ -2591,6 +2589,8 @@
           <w:right w:val="single" w:sz="4" w:space="3" w:color="8DA2C4"/>
         </w:pBdr>
         <w:shd w:val="clear" w:color="auto" w:fill="F7F9FC"/>
+        <w:spacing w:after="30"/>
+        <w:ind w:left="57" w:right="57"/>
       </w:pPr>
       <w:r>
         <w:rPr>
@@ -2700,8 +2700,6 @@
     </w:p>
     <w:p>
       <w:pPr>
-        <w:spacing w:after="30"/>
-        <w:ind w:left="57" w:right="57"/>
         <w:pBdr>
           <w:top w:val="single" w:sz="4" w:space="3" w:color="8DA2C4"/>
           <w:left w:val="single" w:sz="4" w:space="3" w:color="8DA2C4"/>
@@ -2709,6 +2707,8 @@
           <w:right w:val="single" w:sz="4" w:space="3" w:color="8DA2C4"/>
         </w:pBdr>
         <w:shd w:val="clear" w:color="auto" w:fill="F7F9FC"/>
+        <w:spacing w:after="30"/>
+        <w:ind w:left="57" w:right="57"/>
       </w:pPr>
       <w:r>
         <w:rPr>
@@ -2794,8 +2794,6 @@
     </w:p>
     <w:p>
       <w:pPr>
-        <w:spacing w:after="30"/>
-        <w:ind w:left="57" w:right="57"/>
         <w:pBdr>
           <w:top w:val="single" w:sz="4" w:space="3" w:color="8DA2C4"/>
           <w:left w:val="single" w:sz="4" w:space="3" w:color="8DA2C4"/>
@@ -2803,6 +2801,8 @@
           <w:right w:val="single" w:sz="4" w:space="3" w:color="8DA2C4"/>
         </w:pBdr>
         <w:shd w:val="clear" w:color="auto" w:fill="F7F9FC"/>
+        <w:spacing w:after="30"/>
+        <w:ind w:left="57" w:right="57"/>
       </w:pPr>
       <w:r>
         <w:rPr>
@@ -2847,8 +2847,8 @@
           <w:type w:val="continuous"/>
           <w:pgSz w:w="11906" w:h="16838"/>
           <w:pgMar w:top="680" w:right="794" w:bottom="624" w:left="794" w:header="720" w:footer="720" w:gutter="0"/>
+          <w:cols w:num="2" w:space="396" w:sep="1"/>
           <w:docGrid w:linePitch="360"/>
-          <w:cols w:num="2" w:space="396" w:sep="1"/>
         </w:sectPr>
       </w:pPr>
     </w:p>
@@ -3445,8 +3445,8 @@
     <w:sectPr>
       <w:pgSz w:w="11906" w:h="16838"/>
       <w:pgMar w:top="680" w:right="794" w:bottom="624" w:left="794" w:header="720" w:footer="720" w:gutter="0"/>
+      <w:cols w:num="1" w:space="396"/>
       <w:docGrid w:linePitch="360"/>
-      <w:cols w:num="1" w:space="396"/>
     </w:sectPr>
   </w:body>
 </w:document>

--- a/mokdong2/2fin/word/md2s2_vocab_test_exam.docx
+++ b/mokdong2/2fin/word/md2s2_vocab_test_exam.docx
@@ -125,7 +125,7 @@
           <w:sz w:val="20"/>
           <w:u w:val="none"/>
         </w:rPr>
-        <w:t>to take part in or become involved in an activity</w:t>
+        <w:t>v. to take part in or become involved in an activity</w:t>
       </w:r>
     </w:p>
     <w:p>
@@ -206,7 +206,7 @@
           <w:sz w:val="20"/>
           <w:u w:val="none"/>
         </w:rPr>
-        <w:t>① chew: to break food into smaller, softer pieces with the teeth</w:t>
+        <w:t>① chew: v. to break food into smaller, softer pieces with the teeth</w:t>
       </w:r>
     </w:p>
     <w:p>
@@ -221,7 +221,7 @@
           <w:sz w:val="20"/>
           <w:u w:val="none"/>
         </w:rPr>
-        <w:t>② leafless: having no leaves</w:t>
+        <w:t>② leafless: a. having no leaves</w:t>
       </w:r>
     </w:p>
     <w:p>
@@ -236,7 +236,7 @@
           <w:sz w:val="20"/>
           <w:u w:val="none"/>
         </w:rPr>
-        <w:t>③ hip: following the latest fashions in music and clothes</w:t>
+        <w:t>③ hip: a. following the latest fashions in music and clothes</w:t>
       </w:r>
     </w:p>
     <w:p>
@@ -251,7 +251,7 @@
           <w:sz w:val="20"/>
           <w:u w:val="none"/>
         </w:rPr>
-        <w:t>④ selfless: caring more about your own needs and interests than about other people's</w:t>
+        <w:t>④ selfless: a. in or from a country that is not your own</w:t>
       </w:r>
     </w:p>
     <w:p>
@@ -266,7 +266,7 @@
           <w:sz w:val="20"/>
           <w:u w:val="none"/>
         </w:rPr>
-        <w:t>⑤ gather: to come together in a group in one place</w:t>
+        <w:t>⑤ gather: v. to come together in a group in one place</w:t>
       </w:r>
     </w:p>
     <w:p>
@@ -332,7 +332,7 @@
           <w:sz w:val="20"/>
           <w:u w:val="none"/>
         </w:rPr>
-        <w:t>① historic: important in history</w:t>
+        <w:t>① historic: a. important in history</w:t>
       </w:r>
     </w:p>
     <w:p>
@@ -347,7 +347,7 @@
           <w:sz w:val="20"/>
           <w:u w:val="none"/>
         </w:rPr>
-        <w:t>② independence: not governed or ruled by another country</w:t>
+        <w:t>② independence: a. not governed or ruled by another country</w:t>
       </w:r>
     </w:p>
     <w:p>
@@ -362,7 +362,7 @@
           <w:sz w:val="20"/>
           <w:u w:val="none"/>
         </w:rPr>
-        <w:t>③ medicine: a long story about imaginary characters and events</w:t>
+        <w:t>③ medicine: n. a long story about imaginary characters and events</w:t>
       </w:r>
     </w:p>
     <w:p>
@@ -377,7 +377,7 @@
           <w:sz w:val="20"/>
           <w:u w:val="none"/>
         </w:rPr>
-        <w:t>④ cemetery: a place where people put dead bodies in the ground</w:t>
+        <w:t>④ cemetery: n. a place where people put dead bodies in the ground</w:t>
       </w:r>
     </w:p>
     <w:p>
@@ -392,7 +392,7 @@
           <w:sz w:val="20"/>
           <w:u w:val="none"/>
         </w:rPr>
-        <w:t>⑤ research: to suggest that someone or something would be good</w:t>
+        <w:t>⑤ research: v. to suggest that someone or something would be good</w:t>
       </w:r>
     </w:p>
     <w:p>
@@ -416,7 +416,7 @@
           <w:sz w:val="20"/>
           <w:u w:val="none"/>
         </w:rPr>
-        <w:t xml:space="preserve">(a)~(d)의 영영풀이에 해당하는 단어를 퍼즐에 넣었을 때, 음영 칸(괄호 속 번째 철자)을 차례로 모아 만든 단어의 영영풀이로 알맞은 것은? </w:t>
+        <w:t xml:space="preserve">(a)~(d)의 영영풀이에 해당하는 단어를 퍼즐에 넣었을 때, 괄호 속 번째 철자를 차례로 모아 만든 단어의 영영풀이로 알맞은 것은? </w:t>
       </w:r>
       <w:r>
         <w:rPr>
@@ -447,7 +447,7 @@
           <w:sz w:val="20"/>
           <w:u w:val="none"/>
         </w:rPr>
-        <w:t>(a) a place where movies are shown → ( 1번째 철자 )</w:t>
+        <w:t>(a) n. a place where movies are shown → ( 1번째 철자 )</w:t>
       </w:r>
       <w:r>
         <w:br/>
@@ -459,7 +459,7 @@
           <w:sz w:val="20"/>
           <w:u w:val="none"/>
         </w:rPr>
-        <w:t>(b) full of life and energy → ( 1번째 철자 )</w:t>
+        <w:t>(b) a. full of life and energy → ( 1번째 철자 )</w:t>
       </w:r>
       <w:r>
         <w:br/>
@@ -471,7 +471,7 @@
           <w:sz w:val="20"/>
           <w:u w:val="none"/>
         </w:rPr>
-        <w:t>(c) a playing area that is surrounded by seats, for sports, concerts, and other events → ( 6번째 철자 )</w:t>
+        <w:t>(c) n. a playing area that is surrounded by seats, for sports, concerts, and other events → ( 6번째 철자 )</w:t>
       </w:r>
       <w:r>
         <w:br/>
@@ -483,7 +483,7 @@
           <w:sz w:val="20"/>
           <w:u w:val="none"/>
         </w:rPr>
-        <w:t>(d) having no leaves → ( 2번째 철자 )</w:t>
+        <w:t>(d) a. having no leaves → ( 2번째 철자 )</w:t>
       </w:r>
     </w:p>
     <w:p>
@@ -498,7 +498,7 @@
           <w:sz w:val="20"/>
           <w:u w:val="none"/>
         </w:rPr>
-        <w:t>① a very small round mark</w:t>
+        <w:t>① n. a very small round mark</w:t>
       </w:r>
     </w:p>
     <w:p>
@@ -513,7 +513,7 @@
           <w:sz w:val="20"/>
           <w:u w:val="none"/>
         </w:rPr>
-        <w:t>② a person or an animal in a drawing, painting, etc.</w:t>
+        <w:t>② n. a person or an animal in a drawing, painting, etc.</w:t>
       </w:r>
     </w:p>
     <w:p>
@@ -528,7 +528,7 @@
           <w:sz w:val="20"/>
           <w:u w:val="none"/>
         </w:rPr>
-        <w:t>③ a sign or some information that helps you to find the answer to a problem or question</w:t>
+        <w:t>③ n. a sign or some information that helps you to find the answer to a problem or question</w:t>
       </w:r>
     </w:p>
     <w:p>
@@ -543,7 +543,7 @@
           <w:sz w:val="20"/>
           <w:u w:val="none"/>
         </w:rPr>
-        <w:t>④ a thought or belief about something or someone</w:t>
+        <w:t>④ n. a thought or belief about something or someone</w:t>
       </w:r>
     </w:p>
     <w:p>
@@ -558,7 +558,7 @@
           <w:sz w:val="20"/>
           <w:u w:val="none"/>
         </w:rPr>
-        <w:t>⑤ a large public event at which there are various kinds of competitions, games, rides and entertainment</w:t>
+        <w:t>⑤ n. a large public event at which there are various kinds of competitions, games, rides and entertainment</w:t>
       </w:r>
     </w:p>
     <w:p>
@@ -624,7 +624,7 @@
           <w:sz w:val="20"/>
           <w:u w:val="none"/>
         </w:rPr>
-        <w:t>① TRALA → altar: a type of table used in ceremonies</w:t>
+        <w:t>① TRALA → altar: n. a type of table used in ceremonies</w:t>
       </w:r>
     </w:p>
     <w:p>
@@ -639,7 +639,7 @@
           <w:sz w:val="20"/>
           <w:u w:val="none"/>
         </w:rPr>
-        <w:t>② SETATU → statue: a large art object of a person or an animal that is made from a hard material like stone or metal</w:t>
+        <w:t>② SETATU → statue: n. a large art object of a person or an animal that is made from a hard material like stone or metal</w:t>
       </w:r>
     </w:p>
     <w:p>
@@ -654,7 +654,7 @@
           <w:sz w:val="20"/>
           <w:u w:val="none"/>
         </w:rPr>
-        <w:t>③ LKEESTON → skeleton: the structure of bones that support the body of a person or an animal</w:t>
+        <w:t>③ ZLBEMIOSY → symbolize: v. to represent something</w:t>
       </w:r>
     </w:p>
     <w:p>
@@ -669,7 +669,7 @@
           <w:sz w:val="20"/>
           <w:u w:val="none"/>
         </w:rPr>
-        <w:t>④ EMRTEECY → cemetery: a place where people put dead bodies in the ground</w:t>
+        <w:t>④ EMRTEECY → cemetery: n. a place where people put dead bodies in the ground</w:t>
       </w:r>
     </w:p>
     <w:p>
@@ -684,7 +684,7 @@
           <w:sz w:val="20"/>
           <w:u w:val="none"/>
         </w:rPr>
-        <w:t>⑤ OIFWRESKR → fireworks: a line of people or vehicles moving together through a public place in order to celebrate an important day or event</w:t>
+        <w:t>⑤ OIFWRESKR → fireworks: n. a line of people or vehicles moving together through a public place in order to celebrate an important day or event</w:t>
       </w:r>
     </w:p>
     <w:p>
@@ -699,7 +699,7 @@
           <w:sz w:val="21"/>
           <w:u w:val="none"/>
         </w:rPr>
-        <w:t>■ [6~12] 문맥 어휘 · 숙어 · 품사 혼동</w:t>
+        <w:t>■ [6~12] 문맥 어휘 · 품사 혼동</w:t>
       </w:r>
     </w:p>
     <w:p>
@@ -877,7 +877,7 @@
           <w:sz w:val="20"/>
           <w:u w:val="none"/>
         </w:rPr>
-        <w:t xml:space="preserve"> 것은? </w:t>
+        <w:t xml:space="preserve"> 것은? (필요하면 형태를 바꿀 것) </w:t>
       </w:r>
       <w:r>
         <w:rPr>
@@ -908,7 +908,7 @@
           <w:sz w:val="20"/>
           <w:u w:val="none"/>
         </w:rPr>
-        <w:t>(a) The art fair will ________ near the station next week.</w:t>
+        <w:t>(a) We will ________ at the park for running.</w:t>
       </w:r>
       <w:r>
         <w:br/>
@@ -920,7 +920,7 @@
           <w:sz w:val="20"/>
           <w:u w:val="none"/>
         </w:rPr>
-        <w:t>(b) Anyone can ________ the parade. It's free.</w:t>
+        <w:t>(b) I read an interesting ________ about space travel.</w:t>
       </w:r>
       <w:r>
         <w:br/>
@@ -932,7 +932,7 @@
           <w:sz w:val="20"/>
           <w:u w:val="none"/>
         </w:rPr>
-        <w:t>(c) We had to ________ the bus for 30 minutes.</w:t>
+        <w:t>(c) He plans to ________ at the hospital next summer.</w:t>
       </w:r>
       <w:r>
         <w:br/>
@@ -944,7 +944,91 @@
           <w:sz w:val="20"/>
           <w:u w:val="none"/>
         </w:rPr>
-        <w:t>(d) Please finish your homework ________.</w:t>
+        <w:t>(d) Which dish do you ________ for lunch?</w:t>
+      </w:r>
+    </w:p>
+    <w:p>
+      <w:pPr>
+        <w:spacing w:after="30"/>
+        <w:ind w:left="170"/>
+      </w:pPr>
+      <w:r>
+        <w:rPr>
+          <w:b w:val="0"/>
+          <w:i w:val="0"/>
+          <w:sz w:val="20"/>
+          <w:u w:val="none"/>
+        </w:rPr>
+        <w:t>① gather    ② article    ③ volunteer    ④ recommend    ⑤ cemetery</w:t>
+      </w:r>
+    </w:p>
+    <w:p>
+      <w:pPr>
+        <w:spacing w:after="20" w:before="50"/>
+      </w:pPr>
+      <w:r>
+        <w:rPr>
+          <w:b/>
+          <w:i w:val="0"/>
+          <w:color w:val="1F3864"/>
+          <w:sz w:val="20"/>
+          <w:u w:val="none"/>
+        </w:rPr>
+        <w:t xml:space="preserve">8. </w:t>
+      </w:r>
+      <w:r>
+        <w:rPr>
+          <w:b w:val="0"/>
+          <w:i w:val="0"/>
+          <w:sz w:val="20"/>
+          <w:u w:val="none"/>
+        </w:rPr>
+        <w:t xml:space="preserve">밑줄 친 단어의 쓰임이 </w:t>
+      </w:r>
+      <w:r>
+        <w:rPr>
+          <w:b/>
+          <w:i w:val="0"/>
+          <w:sz w:val="20"/>
+          <w:u w:val="none"/>
+        </w:rPr>
+        <w:t>어색한</w:t>
+      </w:r>
+      <w:r>
+        <w:rPr>
+          <w:b w:val="0"/>
+          <w:i w:val="0"/>
+          <w:sz w:val="20"/>
+          <w:u w:val="none"/>
+        </w:rPr>
+        <w:t xml:space="preserve"> 것을 </w:t>
+      </w:r>
+      <w:r>
+        <w:rPr>
+          <w:b/>
+          <w:i w:val="0"/>
+          <w:sz w:val="20"/>
+          <w:u w:val="none"/>
+        </w:rPr>
+        <w:t>있는 대로</w:t>
+      </w:r>
+      <w:r>
+        <w:rPr>
+          <w:b w:val="0"/>
+          <w:i w:val="0"/>
+          <w:sz w:val="20"/>
+          <w:u w:val="none"/>
+        </w:rPr>
+        <w:t xml:space="preserve"> 고르면? </w:t>
+      </w:r>
+      <w:r>
+        <w:rPr>
+          <w:b w:val="0"/>
+          <w:i w:val="0"/>
+          <w:sz w:val="20"/>
+          <w:u w:val="none"/>
+        </w:rPr>
+        <w:t>(4점)</w:t>
       </w:r>
     </w:p>
     <w:p>
@@ -959,7 +1043,25 @@
           <w:sz w:val="20"/>
           <w:u w:val="none"/>
         </w:rPr>
-        <w:t>① take place</w:t>
+        <w:t xml:space="preserve">① Dr. Schofield was a Canadian doctor, and he first came to Korea in 1916 to teach </w:t>
+      </w:r>
+      <w:r>
+        <w:rPr>
+          <w:b w:val="0"/>
+          <w:i w:val="0"/>
+          <w:sz w:val="20"/>
+          <w:u w:val="single"/>
+        </w:rPr>
+        <w:t>medicine</w:t>
+      </w:r>
+      <w:r>
+        <w:rPr>
+          <w:b w:val="0"/>
+          <w:i w:val="0"/>
+          <w:sz w:val="20"/>
+          <w:u w:val="none"/>
+        </w:rPr>
+        <w:t>.</w:t>
       </w:r>
     </w:p>
     <w:p>
@@ -974,7 +1076,25 @@
           <w:sz w:val="20"/>
           <w:u w:val="none"/>
         </w:rPr>
-        <w:t>② take part in</w:t>
+        <w:t xml:space="preserve">② He believed that every country has the right to be </w:t>
+      </w:r>
+      <w:r>
+        <w:rPr>
+          <w:b w:val="0"/>
+          <w:i w:val="0"/>
+          <w:sz w:val="20"/>
+          <w:u w:val="single"/>
+        </w:rPr>
+        <w:t>independence</w:t>
+      </w:r>
+      <w:r>
+        <w:rPr>
+          <w:b w:val="0"/>
+          <w:i w:val="0"/>
+          <w:sz w:val="20"/>
+          <w:u w:val="none"/>
+        </w:rPr>
+        <w:t>.</w:t>
       </w:r>
     </w:p>
     <w:p>
@@ -989,7 +1109,25 @@
           <w:sz w:val="20"/>
           <w:u w:val="none"/>
         </w:rPr>
-        <w:t>③ wait for</w:t>
+        <w:t xml:space="preserve">③ We will </w:t>
+      </w:r>
+      <w:r>
+        <w:rPr>
+          <w:b w:val="0"/>
+          <w:i w:val="0"/>
+          <w:sz w:val="20"/>
+          <w:u w:val="single"/>
+        </w:rPr>
+        <w:t>bury</w:t>
+      </w:r>
+      <w:r>
+        <w:rPr>
+          <w:b w:val="0"/>
+          <w:i w:val="0"/>
+          <w:sz w:val="20"/>
+          <w:u w:val="none"/>
+        </w:rPr>
+        <w:t xml:space="preserve"> at the park for running.</w:t>
       </w:r>
     </w:p>
     <w:p>
@@ -1004,7 +1142,25 @@
           <w:sz w:val="20"/>
           <w:u w:val="none"/>
         </w:rPr>
-        <w:t>④ in the past</w:t>
+        <w:t xml:space="preserve">④ He believed that every country has the right to be independent, so he helped the Korean </w:t>
+      </w:r>
+      <w:r>
+        <w:rPr>
+          <w:b w:val="0"/>
+          <w:i w:val="0"/>
+          <w:sz w:val="20"/>
+          <w:u w:val="single"/>
+        </w:rPr>
+        <w:t>independence</w:t>
+      </w:r>
+      <w:r>
+        <w:rPr>
+          <w:b w:val="0"/>
+          <w:i w:val="0"/>
+          <w:sz w:val="20"/>
+          <w:u w:val="none"/>
+        </w:rPr>
+        <w:t xml:space="preserve"> movement.</w:t>
       </w:r>
     </w:p>
     <w:p>
@@ -1019,7 +1175,25 @@
           <w:sz w:val="20"/>
           <w:u w:val="none"/>
         </w:rPr>
-        <w:t>⑤ as soon as possible</w:t>
+        <w:t xml:space="preserve">⑤ I read an interesting </w:t>
+      </w:r>
+      <w:r>
+        <w:rPr>
+          <w:b w:val="0"/>
+          <w:i w:val="0"/>
+          <w:sz w:val="20"/>
+          <w:u w:val="single"/>
+        </w:rPr>
+        <w:t>article</w:t>
+      </w:r>
+      <w:r>
+        <w:rPr>
+          <w:b w:val="0"/>
+          <w:i w:val="0"/>
+          <w:sz w:val="20"/>
+          <w:u w:val="none"/>
+        </w:rPr>
+        <w:t xml:space="preserve"> about space travel.</w:t>
       </w:r>
     </w:p>
     <w:p>
@@ -1034,7 +1208,7 @@
           <w:sz w:val="20"/>
           <w:u w:val="none"/>
         </w:rPr>
-        <w:t xml:space="preserve">8. </w:t>
+        <w:t xml:space="preserve">9. </w:t>
       </w:r>
       <w:r>
         <w:rPr>
@@ -1043,7 +1217,7 @@
           <w:sz w:val="20"/>
           <w:u w:val="none"/>
         </w:rPr>
-        <w:t xml:space="preserve">밑줄 친 단어의 쓰임이 </w:t>
+        <w:t xml:space="preserve">다음 중 품사가 나머지 넷과 </w:t>
       </w:r>
       <w:r>
         <w:rPr>
@@ -1052,7 +1226,7 @@
           <w:sz w:val="20"/>
           <w:u w:val="none"/>
         </w:rPr>
-        <w:t>어색한</w:t>
+        <w:t>다른</w:t>
       </w:r>
       <w:r>
         <w:rPr>
@@ -1061,17 +1235,23 @@
           <w:sz w:val="20"/>
           <w:u w:val="none"/>
         </w:rPr>
-        <w:t xml:space="preserve"> 것을 </w:t>
-      </w:r>
-      <w:r>
-        <w:rPr>
-          <w:b/>
+        <w:t xml:space="preserve"> 것은? </w:t>
+      </w:r>
+      <w:r>
+        <w:rPr>
+          <w:b w:val="0"/>
           <w:i w:val="0"/>
           <w:sz w:val="20"/>
           <w:u w:val="none"/>
         </w:rPr>
-        <w:t>있는 대로</w:t>
-      </w:r>
+        <w:t>(3점)</w:t>
+      </w:r>
+    </w:p>
+    <w:p>
+      <w:pPr>
+        <w:spacing w:after="30"/>
+        <w:ind w:left="170"/>
+      </w:pPr>
       <w:r>
         <w:rPr>
           <w:b w:val="0"/>
@@ -1079,16 +1259,58 @@
           <w:sz w:val="20"/>
           <w:u w:val="none"/>
         </w:rPr>
-        <w:t xml:space="preserve"> 고르면? </w:t>
-      </w:r>
-      <w:r>
-        <w:rPr>
-          <w:b w:val="0"/>
-          <w:i w:val="0"/>
+        <w:t>① lively    ② selfless    ③ historic    ④ hardly    ⑤ independent</w:t>
+      </w:r>
+    </w:p>
+    <w:p>
+      <w:pPr>
+        <w:spacing w:after="20" w:before="50"/>
+      </w:pPr>
+      <w:r>
+        <w:rPr>
+          <w:b/>
+          <w:i w:val="0"/>
+          <w:color w:val="1F3864"/>
           <w:sz w:val="20"/>
           <w:u w:val="none"/>
         </w:rPr>
-        <w:t>(4점)</w:t>
+        <w:t xml:space="preserve">10. </w:t>
+      </w:r>
+      <w:r>
+        <w:rPr>
+          <w:b w:val="0"/>
+          <w:i w:val="0"/>
+          <w:sz w:val="20"/>
+          <w:u w:val="none"/>
+        </w:rPr>
+        <w:t xml:space="preserve">밑줄 친 단어의 쓰임이 </w:t>
+      </w:r>
+      <w:r>
+        <w:rPr>
+          <w:b/>
+          <w:i w:val="0"/>
+          <w:sz w:val="20"/>
+          <w:u w:val="none"/>
+        </w:rPr>
+        <w:t>적절하지 않은</w:t>
+      </w:r>
+      <w:r>
+        <w:rPr>
+          <w:b w:val="0"/>
+          <w:i w:val="0"/>
+          <w:sz w:val="20"/>
+          <w:u w:val="none"/>
+        </w:rPr>
+        <w:t xml:space="preserve"> 것은? </w:t>
+      </w:r>
+      <w:r>
+        <w:rPr>
+          <w:b w:val="0"/>
+          <w:i w:val="0"/>
+          <w:sz w:val="20"/>
+          <w:u w:val="none"/>
+        </w:rPr>
+        <w:t>(3점)</w:t>
       </w:r>
     </w:p>
     <w:p>
@@ -1103,7 +1325,7 @@
           <w:sz w:val="20"/>
           <w:u w:val="none"/>
         </w:rPr>
-        <w:t xml:space="preserve">① Dr. Schofield first came to Korea in 1916 to teach </w:t>
+        <w:t xml:space="preserve">① We watched a movie about a </w:t>
       </w:r>
       <w:r>
         <w:rPr>
@@ -1112,7 +1334,7 @@
           <w:sz w:val="20"/>
           <w:u w:val="single"/>
         </w:rPr>
-        <w:t>medicine</w:t>
+        <w:t>giant</w:t>
       </w:r>
       <w:r>
         <w:rPr>
@@ -1121,7 +1343,7 @@
           <w:sz w:val="20"/>
           <w:u w:val="none"/>
         </w:rPr>
-        <w:t>.</w:t>
+        <w:t xml:space="preserve"> robot.</w:t>
       </w:r>
     </w:p>
     <w:p>
@@ -1136,7 +1358,7 @@
           <w:sz w:val="20"/>
           <w:u w:val="none"/>
         </w:rPr>
-        <w:t xml:space="preserve">② He believed that every country has the right to be </w:t>
+        <w:t xml:space="preserve">② Why does the heart shape </w:t>
       </w:r>
       <w:r>
         <w:rPr>
@@ -1145,7 +1367,7 @@
           <w:sz w:val="20"/>
           <w:u w:val="single"/>
         </w:rPr>
-        <w:t>independence</w:t>
+        <w:t>symbolize</w:t>
       </w:r>
       <w:r>
         <w:rPr>
@@ -1154,7 +1376,7 @@
           <w:sz w:val="20"/>
           <w:u w:val="none"/>
         </w:rPr>
-        <w:t>.</w:t>
+        <w:t xml:space="preserve"> love?</w:t>
       </w:r>
     </w:p>
     <w:p>
@@ -1169,7 +1391,7 @@
           <w:sz w:val="20"/>
           <w:u w:val="none"/>
         </w:rPr>
-        <w:t xml:space="preserve">③ He was a </w:t>
+        <w:t xml:space="preserve">③ We held a party to </w:t>
       </w:r>
       <w:r>
         <w:rPr>
@@ -1178,7 +1400,7 @@
           <w:sz w:val="20"/>
           <w:u w:val="single"/>
         </w:rPr>
-        <w:t>foreign</w:t>
+        <w:t>celebrate</w:t>
       </w:r>
       <w:r>
         <w:rPr>
@@ -1187,7 +1409,7 @@
           <w:sz w:val="20"/>
           <w:u w:val="none"/>
         </w:rPr>
-        <w:t>, but he loved Korea.</w:t>
+        <w:t xml:space="preserve"> the New Year.</w:t>
       </w:r>
     </w:p>
     <w:p>
@@ -1202,7 +1424,7 @@
           <w:sz w:val="20"/>
           <w:u w:val="none"/>
         </w:rPr>
-        <w:t xml:space="preserve">④ He helped the Korean </w:t>
+        <w:t xml:space="preserve">④ There are several </w:t>
       </w:r>
       <w:r>
         <w:rPr>
@@ -1211,7 +1433,7 @@
           <w:sz w:val="20"/>
           <w:u w:val="single"/>
         </w:rPr>
-        <w:t>independence</w:t>
+        <w:t>possible</w:t>
       </w:r>
       <w:r>
         <w:rPr>
@@ -1220,7 +1442,7 @@
           <w:sz w:val="20"/>
           <w:u w:val="none"/>
         </w:rPr>
-        <w:t xml:space="preserve"> movement.</w:t>
+        <w:t xml:space="preserve"> answers to the question.</w:t>
       </w:r>
     </w:p>
     <w:p>
@@ -1235,7 +1457,7 @@
           <w:sz w:val="20"/>
           <w:u w:val="none"/>
         </w:rPr>
-        <w:t xml:space="preserve">⑤ I read an interesting </w:t>
+        <w:t xml:space="preserve">⑤ Will you help me </w:t>
       </w:r>
       <w:r>
         <w:rPr>
@@ -1244,7 +1466,7 @@
           <w:sz w:val="20"/>
           <w:u w:val="single"/>
         </w:rPr>
-        <w:t>article</w:t>
+        <w:t>celebrate</w:t>
       </w:r>
       <w:r>
         <w:rPr>
@@ -1253,289 +1475,7 @@
           <w:sz w:val="20"/>
           <w:u w:val="none"/>
         </w:rPr>
-        <w:t xml:space="preserve"> about space travel.</w:t>
-      </w:r>
-    </w:p>
-    <w:p>
-      <w:pPr>
-        <w:spacing w:after="20" w:before="50"/>
-      </w:pPr>
-      <w:r>
-        <w:rPr>
-          <w:b/>
-          <w:i w:val="0"/>
-          <w:color w:val="1F3864"/>
-          <w:sz w:val="20"/>
-          <w:u w:val="none"/>
-        </w:rPr>
-        <w:t xml:space="preserve">9. </w:t>
-      </w:r>
-      <w:r>
-        <w:rPr>
-          <w:b w:val="0"/>
-          <w:i w:val="0"/>
-          <w:sz w:val="20"/>
-          <w:u w:val="none"/>
-        </w:rPr>
-        <w:t xml:space="preserve">다음 중 품사가 나머지 넷과 </w:t>
-      </w:r>
-      <w:r>
-        <w:rPr>
-          <w:b/>
-          <w:i w:val="0"/>
-          <w:sz w:val="20"/>
-          <w:u w:val="none"/>
-        </w:rPr>
-        <w:t>다른</w:t>
-      </w:r>
-      <w:r>
-        <w:rPr>
-          <w:b w:val="0"/>
-          <w:i w:val="0"/>
-          <w:sz w:val="20"/>
-          <w:u w:val="none"/>
-        </w:rPr>
-        <w:t xml:space="preserve"> 것은? </w:t>
-      </w:r>
-      <w:r>
-        <w:rPr>
-          <w:b w:val="0"/>
-          <w:i w:val="0"/>
-          <w:sz w:val="20"/>
-          <w:u w:val="none"/>
-        </w:rPr>
-        <w:t>(3점)</w:t>
-      </w:r>
-    </w:p>
-    <w:p>
-      <w:pPr>
-        <w:spacing w:after="30"/>
-        <w:ind w:left="170"/>
-      </w:pPr>
-      <w:r>
-        <w:rPr>
-          <w:b w:val="0"/>
-          <w:i w:val="0"/>
-          <w:sz w:val="20"/>
-          <w:u w:val="none"/>
-        </w:rPr>
-        <w:t>① lively    ② selfless    ③ historic    ④ hardly    ⑤ independent</w:t>
-      </w:r>
-    </w:p>
-    <w:p>
-      <w:pPr>
-        <w:spacing w:after="20" w:before="50"/>
-      </w:pPr>
-      <w:r>
-        <w:rPr>
-          <w:b/>
-          <w:i w:val="0"/>
-          <w:color w:val="1F3864"/>
-          <w:sz w:val="20"/>
-          <w:u w:val="none"/>
-        </w:rPr>
-        <w:t xml:space="preserve">10. </w:t>
-      </w:r>
-      <w:r>
-        <w:rPr>
-          <w:b w:val="0"/>
-          <w:i w:val="0"/>
-          <w:sz w:val="20"/>
-          <w:u w:val="none"/>
-        </w:rPr>
-        <w:t xml:space="preserve">밑줄 친 단어의 쓰임이 </w:t>
-      </w:r>
-      <w:r>
-        <w:rPr>
-          <w:b/>
-          <w:i w:val="0"/>
-          <w:sz w:val="20"/>
-          <w:u w:val="none"/>
-        </w:rPr>
-        <w:t>적절하지 않은</w:t>
-      </w:r>
-      <w:r>
-        <w:rPr>
-          <w:b w:val="0"/>
-          <w:i w:val="0"/>
-          <w:sz w:val="20"/>
-          <w:u w:val="none"/>
-        </w:rPr>
-        <w:t xml:space="preserve"> 것은? </w:t>
-      </w:r>
-      <w:r>
-        <w:rPr>
-          <w:b w:val="0"/>
-          <w:i w:val="0"/>
-          <w:sz w:val="20"/>
-          <w:u w:val="none"/>
-        </w:rPr>
-        <w:t>(3점)</w:t>
-      </w:r>
-    </w:p>
-    <w:p>
-      <w:pPr>
-        <w:spacing w:after="10"/>
-        <w:ind w:left="170"/>
-      </w:pPr>
-      <w:r>
-        <w:rPr>
-          <w:b w:val="0"/>
-          <w:i w:val="0"/>
-          <w:sz w:val="20"/>
-          <w:u w:val="none"/>
-        </w:rPr>
-        <w:t xml:space="preserve">① They put flowers and candles on the </w:t>
-      </w:r>
-      <w:r>
-        <w:rPr>
-          <w:b w:val="0"/>
-          <w:i w:val="0"/>
-          <w:sz w:val="20"/>
-          <w:u w:val="single"/>
-        </w:rPr>
-        <w:t>altar</w:t>
-      </w:r>
-      <w:r>
-        <w:rPr>
-          <w:b w:val="0"/>
-          <w:i w:val="0"/>
-          <w:sz w:val="20"/>
-          <w:u w:val="none"/>
-        </w:rPr>
-        <w:t>.</w:t>
-      </w:r>
-    </w:p>
-    <w:p>
-      <w:pPr>
-        <w:spacing w:after="10"/>
-        <w:ind w:left="170"/>
-      </w:pPr>
-      <w:r>
-        <w:rPr>
-          <w:b w:val="0"/>
-          <w:i w:val="0"/>
-          <w:sz w:val="20"/>
-          <w:u w:val="none"/>
-        </w:rPr>
-        <w:t xml:space="preserve">② People </w:t>
-      </w:r>
-      <w:r>
-        <w:rPr>
-          <w:b w:val="0"/>
-          <w:i w:val="0"/>
-          <w:sz w:val="20"/>
-          <w:u w:val="single"/>
-        </w:rPr>
-        <w:t>burn</w:t>
-      </w:r>
-      <w:r>
-        <w:rPr>
-          <w:b w:val="0"/>
-          <w:i w:val="0"/>
-          <w:sz w:val="20"/>
-          <w:u w:val="none"/>
-        </w:rPr>
-        <w:t xml:space="preserve"> a giant statue at the festival.</w:t>
-      </w:r>
-    </w:p>
-    <w:p>
-      <w:pPr>
-        <w:spacing w:after="10"/>
-        <w:ind w:left="170"/>
-      </w:pPr>
-      <w:r>
-        <w:rPr>
-          <w:b w:val="0"/>
-          <w:i w:val="0"/>
-          <w:sz w:val="20"/>
-          <w:u w:val="none"/>
-        </w:rPr>
-        <w:t xml:space="preserve">③ We watched a movie about a </w:t>
-      </w:r>
-      <w:r>
-        <w:rPr>
-          <w:b w:val="0"/>
-          <w:i w:val="0"/>
-          <w:sz w:val="20"/>
-          <w:u w:val="single"/>
-        </w:rPr>
-        <w:t>giant</w:t>
-      </w:r>
-      <w:r>
-        <w:rPr>
-          <w:b w:val="0"/>
-          <w:i w:val="0"/>
-          <w:sz w:val="20"/>
-          <w:u w:val="none"/>
-        </w:rPr>
-        <w:t xml:space="preserve"> robot.</w:t>
-      </w:r>
-    </w:p>
-    <w:p>
-      <w:pPr>
-        <w:spacing w:after="10"/>
-        <w:ind w:left="170"/>
-      </w:pPr>
-      <w:r>
-        <w:rPr>
-          <w:b w:val="0"/>
-          <w:i w:val="0"/>
-          <w:sz w:val="20"/>
-          <w:u w:val="none"/>
-        </w:rPr>
-        <w:t xml:space="preserve">④ Many people wear skeleton </w:t>
-      </w:r>
-      <w:r>
-        <w:rPr>
-          <w:b w:val="0"/>
-          <w:i w:val="0"/>
-          <w:sz w:val="20"/>
-          <w:u w:val="single"/>
-        </w:rPr>
-        <w:t>customs</w:t>
-      </w:r>
-      <w:r>
-        <w:rPr>
-          <w:b w:val="0"/>
-          <w:i w:val="0"/>
-          <w:sz w:val="20"/>
-          <w:u w:val="none"/>
-        </w:rPr>
-        <w:t xml:space="preserve"> at the festival.</w:t>
-      </w:r>
-    </w:p>
-    <w:p>
-      <w:pPr>
-        <w:spacing w:after="10"/>
-        <w:ind w:left="170"/>
-      </w:pPr>
-      <w:r>
-        <w:rPr>
-          <w:b w:val="0"/>
-          <w:i w:val="0"/>
-          <w:sz w:val="20"/>
-          <w:u w:val="none"/>
-        </w:rPr>
-        <w:t xml:space="preserve">⑤ Why does the heart shape </w:t>
-      </w:r>
-      <w:r>
-        <w:rPr>
-          <w:b w:val="0"/>
-          <w:i w:val="0"/>
-          <w:sz w:val="20"/>
-          <w:u w:val="single"/>
-        </w:rPr>
-        <w:t>symbolize</w:t>
-      </w:r>
-      <w:r>
-        <w:rPr>
-          <w:b w:val="0"/>
-          <w:i w:val="0"/>
-          <w:sz w:val="20"/>
-          <w:u w:val="none"/>
-        </w:rPr>
-        <w:t xml:space="preserve"> love?</w:t>
+        <w:t xml:space="preserve"> the Christmas tree?</w:t>
       </w:r>
     </w:p>
     <w:p>
@@ -1605,7 +1545,7 @@
           <w:sz w:val="20"/>
           <w:u w:val="none"/>
         </w:rPr>
-        <w:t>① a long story about imaginary characters and events</w:t>
+        <w:t>① n. a long story about imaginary characters and events</w:t>
       </w:r>
     </w:p>
     <w:p>
@@ -1620,7 +1560,7 @@
           <w:sz w:val="20"/>
           <w:u w:val="none"/>
         </w:rPr>
-        <w:t>② the study and treatment of diseases and injuries</w:t>
+        <w:t>② n. the study and treatment of diseases and injuries</w:t>
       </w:r>
     </w:p>
     <w:p>
@@ -1635,7 +1575,7 @@
           <w:sz w:val="20"/>
           <w:u w:val="none"/>
         </w:rPr>
-        <w:t>③ the group of people who officially control a country</w:t>
+        <w:t>③ n. the group of people who officially control a country</w:t>
       </w:r>
     </w:p>
     <w:p>
@@ -1650,7 +1590,7 @@
           <w:sz w:val="20"/>
           <w:u w:val="none"/>
         </w:rPr>
-        <w:t>④ to collect information about or for something</w:t>
+        <w:t>④ v. to collect information about or for something</w:t>
       </w:r>
     </w:p>
     <w:p>
@@ -1665,7 +1605,7 @@
           <w:sz w:val="20"/>
           <w:u w:val="none"/>
         </w:rPr>
-        <w:t>⑤ an action that a group of people take to change something in society</w:t>
+        <w:t>⑤ n. an action that a group of people take to change something in society</w:t>
       </w:r>
     </w:p>
     <w:p>
@@ -1834,7 +1774,7 @@
           <w:sz w:val="21"/>
           <w:u w:val="none"/>
         </w:rPr>
-        <w:t>■ [13~16] 다음 글을 읽고 물음에 답하시오.</w:t>
+        <w:t>■ [13~16] 다음 글(5과 본문)을 읽고 물음에 답하시오.</w:t>
       </w:r>
     </w:p>
     <w:p>
@@ -1855,16 +1795,34 @@
           <w:sz w:val="20"/>
           <w:u w:val="none"/>
         </w:rPr>
-        <w:t xml:space="preserve">Every November, a special festival (A) </w:t>
-      </w:r>
-      <w:r>
-        <w:rPr>
-          <w:b/>
+        <w:t>We are now in Finsbury Park to see a painting by Banksy, an internationally famous street artist. Banksy's ⓐ</w:t>
+      </w:r>
+      <w:r>
+        <w:rPr>
+          <w:b w:val="0"/>
+          <w:i w:val="0"/>
+          <w:sz w:val="20"/>
+          <w:u w:val="single"/>
+        </w:rPr>
+        <w:t>artworks</w:t>
+      </w:r>
+      <w:r>
+        <w:rPr>
+          <w:b w:val="0"/>
           <w:i w:val="0"/>
           <w:sz w:val="20"/>
           <w:u w:val="none"/>
         </w:rPr>
-        <w:t>[takes place / takes part]</w:t>
+        <w:t xml:space="preserve"> often carry social messages, and the green tree you see over there is a good example. As you can see, he created a green tree by ⓑ</w:t>
+      </w:r>
+      <w:r>
+        <w:rPr>
+          <w:b w:val="0"/>
+          <w:i w:val="0"/>
+          <w:sz w:val="20"/>
+          <w:u w:val="single"/>
+        </w:rPr>
+        <w:t>spraying</w:t>
       </w:r>
       <w:r>
         <w:rPr>
@@ -1873,7 +1831,25 @@
           <w:sz w:val="20"/>
           <w:u w:val="none"/>
         </w:rPr>
-        <w:t xml:space="preserve"> in a small town. Before the festival, people ⓐ</w:t>
+        <w:t xml:space="preserve"> green paint on a wall behind a (A) </w:t>
+      </w:r>
+      <w:r>
+        <w:rPr>
+          <w:b/>
+          <w:i w:val="0"/>
+          <w:sz w:val="20"/>
+          <w:u w:val="none"/>
+        </w:rPr>
+        <w:t>[leafless / lively]</w:t>
+      </w:r>
+      <w:r>
+        <w:rPr>
+          <w:b w:val="0"/>
+          <w:i w:val="0"/>
+          <w:sz w:val="20"/>
+          <w:u w:val="none"/>
+        </w:rPr>
+        <w:t xml:space="preserve"> tree. Next to the tree, there is a person who is holding a ⓒ</w:t>
       </w:r>
       <w:r>
         <w:rPr>
@@ -1882,7 +1858,7 @@
           <w:sz w:val="20"/>
           <w:u w:val="single"/>
         </w:rPr>
-        <w:t>decorate</w:t>
+        <w:t>sprayer</w:t>
       </w:r>
       <w:r>
         <w:rPr>
@@ -1891,7 +1867,25 @@
           <w:sz w:val="20"/>
           <w:u w:val="none"/>
         </w:rPr>
-        <w:t xml:space="preserve"> ⓑ</w:t>
+        <w:t xml:space="preserve">. What message does Banksy want to give us through this painting? In many people's (B) </w:t>
+      </w:r>
+      <w:r>
+        <w:rPr>
+          <w:b/>
+          <w:i w:val="0"/>
+          <w:sz w:val="20"/>
+          <w:u w:val="none"/>
+        </w:rPr>
+        <w:t>[opinion / clue]</w:t>
+      </w:r>
+      <w:r>
+        <w:rPr>
+          <w:b w:val="0"/>
+          <w:i w:val="0"/>
+          <w:sz w:val="20"/>
+          <w:u w:val="none"/>
+        </w:rPr>
+        <w:t>, he is telling us that nature is having a hard time. They think he wants us to take better care of it. The final stop of our tour today is Muswell Hill. Can't see any street artworks? Well, look down and look closely. Do you see the little ⓓ</w:t>
       </w:r>
       <w:r>
         <w:rPr>
@@ -1900,7 +1894,7 @@
           <w:sz w:val="20"/>
           <w:u w:val="single"/>
         </w:rPr>
-        <w:t>altars</w:t>
+        <w:t>chewing</w:t>
       </w:r>
       <w:r>
         <w:rPr>
@@ -1909,34 +1903,16 @@
           <w:sz w:val="20"/>
           <w:u w:val="none"/>
         </w:rPr>
-        <w:t xml:space="preserve"> with flowers, candles, and photos of their family members who died. On the first day, they visit the ⓒ</w:t>
-      </w:r>
-      <w:r>
-        <w:rPr>
-          <w:b w:val="0"/>
-          <w:i w:val="0"/>
-          <w:sz w:val="20"/>
-          <w:u w:val="single"/>
-        </w:rPr>
-        <w:t>cemetery</w:t>
-      </w:r>
-      <w:r>
-        <w:rPr>
-          <w:b w:val="0"/>
+        <w:t xml:space="preserve"> gum paintings? They are by the artist Ben Wilson. Wilson is well known for painting pictures on gum that people drop on the street. His gum paintings often carry personal messages from people he meets on the street. For example, the one over here is a happy birthday wish for a loved one. Wilson's gum paintings are tiny, but they give great (C) </w:t>
+      </w:r>
+      <w:r>
+        <w:rPr>
+          <w:b/>
           <w:i w:val="0"/>
           <w:sz w:val="20"/>
           <w:u w:val="none"/>
         </w:rPr>
-        <w:t xml:space="preserve"> to remember them. Many people wear ⓓ</w:t>
-      </w:r>
-      <w:r>
-        <w:rPr>
-          <w:b w:val="0"/>
-          <w:i w:val="0"/>
-          <w:sz w:val="20"/>
-          <w:u w:val="single"/>
-        </w:rPr>
-        <w:t>skeleton</w:t>
+        <w:t>[pleasure / past]</w:t>
       </w:r>
       <w:r>
         <w:rPr>
@@ -1945,61 +1921,7 @@
           <w:sz w:val="20"/>
           <w:u w:val="none"/>
         </w:rPr>
-        <w:t xml:space="preserve"> costumes and (B) </w:t>
-      </w:r>
-      <w:r>
-        <w:rPr>
-          <w:b/>
-          <w:i w:val="0"/>
-          <w:sz w:val="20"/>
-          <w:u w:val="none"/>
-        </w:rPr>
-        <w:t>[participate / celebrate]</w:t>
-      </w:r>
-      <w:r>
-        <w:rPr>
-          <w:b w:val="0"/>
-          <w:i w:val="0"/>
-          <w:sz w:val="20"/>
-          <w:u w:val="none"/>
-        </w:rPr>
-        <w:t xml:space="preserve"> in a big ⓔ</w:t>
-      </w:r>
-      <w:r>
-        <w:rPr>
-          <w:b w:val="0"/>
-          <w:i w:val="0"/>
-          <w:sz w:val="20"/>
-          <w:u w:val="single"/>
-        </w:rPr>
-        <w:t>parade</w:t>
-      </w:r>
-      <w:r>
-        <w:rPr>
-          <w:b w:val="0"/>
-          <w:i w:val="0"/>
-          <w:sz w:val="20"/>
-          <w:u w:val="none"/>
-        </w:rPr>
-        <w:t xml:space="preserve">. The skeletons do not (C) </w:t>
-      </w:r>
-      <w:r>
-        <w:rPr>
-          <w:b/>
-          <w:i w:val="0"/>
-          <w:sz w:val="20"/>
-          <w:u w:val="none"/>
-        </w:rPr>
-        <w:t>[symbolize / bury]</w:t>
-      </w:r>
-      <w:r>
-        <w:rPr>
-          <w:b w:val="0"/>
-          <w:i w:val="0"/>
-          <w:sz w:val="20"/>
-          <w:u w:val="none"/>
-        </w:rPr>
-        <w:t xml:space="preserve"> fear. Instead, they show that death is a part of life. At night, the townspeople gather in the square and watch fireworks together.</w:t>
+        <w:t xml:space="preserve"> to many people.</w:t>
       </w:r>
     </w:p>
     <w:p>
@@ -2047,7 +1969,7 @@
           <w:sz w:val="20"/>
           <w:u w:val="none"/>
         </w:rPr>
-        <w:t>① takes part – participate – symbolize</w:t>
+        <w:t>① leafless – opinion – pleasure</w:t>
       </w:r>
     </w:p>
     <w:p>
@@ -2062,7 +1984,7 @@
           <w:sz w:val="20"/>
           <w:u w:val="none"/>
         </w:rPr>
-        <w:t>② takes place – celebrate – symbolize</w:t>
+        <w:t>② lively – opinion – pleasure</w:t>
       </w:r>
     </w:p>
     <w:p>
@@ -2077,7 +1999,7 @@
           <w:sz w:val="20"/>
           <w:u w:val="none"/>
         </w:rPr>
-        <w:t>③ takes part – celebrate – bury</w:t>
+        <w:t>③ leafless – clue – past</w:t>
       </w:r>
     </w:p>
     <w:p>
@@ -2092,7 +2014,7 @@
           <w:sz w:val="20"/>
           <w:u w:val="none"/>
         </w:rPr>
-        <w:t>④ takes place – participate – bury</w:t>
+        <w:t>④ lively – clue – pleasure</w:t>
       </w:r>
     </w:p>
     <w:p>
@@ -2107,7 +2029,7 @@
           <w:sz w:val="20"/>
           <w:u w:val="none"/>
         </w:rPr>
-        <w:t>⑤ takes place – participate – symbolize</w:t>
+        <w:t>⑤ leafless – opinion – past</w:t>
       </w:r>
     </w:p>
     <w:p>
@@ -2131,7 +2053,7 @@
           <w:sz w:val="20"/>
           <w:u w:val="none"/>
         </w:rPr>
-        <w:t xml:space="preserve">윗글의 밑줄 친 ⓐ~ⓔ의 영영풀이로 알맞지 </w:t>
+        <w:t xml:space="preserve">윗글의 밑줄 친 ⓐ~ⓓ의 영영풀이로 알맞지 </w:t>
       </w:r>
       <w:r>
         <w:rPr>
@@ -2173,7 +2095,7 @@
           <w:sz w:val="20"/>
           <w:u w:val="none"/>
         </w:rPr>
-        <w:t>① ⓐ: to make something look more attractive by putting things on it</w:t>
+        <w:t>① ⓐ: n. something made by an artist, like a drawing, painting, or sculpture</w:t>
       </w:r>
     </w:p>
     <w:p>
@@ -2188,7 +2110,7 @@
           <w:sz w:val="20"/>
           <w:u w:val="none"/>
         </w:rPr>
-        <w:t>② ⓑ: a type of table used in ceremonies</w:t>
+        <w:t>② ⓑ: v. to spread a liquid in small drops over an area</w:t>
       </w:r>
     </w:p>
     <w:p>
@@ -2203,7 +2125,7 @@
           <w:sz w:val="20"/>
           <w:u w:val="none"/>
         </w:rPr>
-        <w:t>③ ⓒ: a building or large room for public meetings, meals, concerts, etc.</w:t>
+        <w:t>③ ⓒ: v. to spread a liquid in small drops over an area</w:t>
       </w:r>
     </w:p>
     <w:p>
@@ -2218,7 +2140,76 @@
           <w:sz w:val="20"/>
           <w:u w:val="none"/>
         </w:rPr>
-        <w:t>④ ⓓ: the structure of bones that support the body of a person or an animal</w:t>
+        <w:t>④ ⓓ: v. to break food into smaller, softer pieces with the teeth</w:t>
+      </w:r>
+    </w:p>
+    <w:p>
+      <w:pPr>
+        <w:spacing w:after="20" w:before="50"/>
+      </w:pPr>
+      <w:r>
+        <w:rPr>
+          <w:b/>
+          <w:i w:val="0"/>
+          <w:color w:val="1F3864"/>
+          <w:sz w:val="20"/>
+          <w:u w:val="none"/>
+        </w:rPr>
+        <w:t xml:space="preserve">15. </w:t>
+      </w:r>
+      <w:r>
+        <w:rPr>
+          <w:b w:val="0"/>
+          <w:i w:val="0"/>
+          <w:sz w:val="20"/>
+          <w:u w:val="none"/>
+        </w:rPr>
+        <w:t xml:space="preserve">다음 영영풀이 중 윗글에서 찾을 수 </w:t>
+      </w:r>
+      <w:r>
+        <w:rPr>
+          <w:b/>
+          <w:i w:val="0"/>
+          <w:sz w:val="20"/>
+          <w:u w:val="none"/>
+        </w:rPr>
+        <w:t>없는</w:t>
+      </w:r>
+      <w:r>
+        <w:rPr>
+          <w:b w:val="0"/>
+          <w:i w:val="0"/>
+          <w:sz w:val="20"/>
+          <w:u w:val="none"/>
+        </w:rPr>
+        <w:t xml:space="preserve"> 단어의 풀이를 </w:t>
+      </w:r>
+      <w:r>
+        <w:rPr>
+          <w:b/>
+          <w:i w:val="0"/>
+          <w:sz w:val="20"/>
+          <w:u w:val="none"/>
+        </w:rPr>
+        <w:t>있는 대로</w:t>
+      </w:r>
+      <w:r>
+        <w:rPr>
+          <w:b w:val="0"/>
+          <w:i w:val="0"/>
+          <w:sz w:val="20"/>
+          <w:u w:val="none"/>
+        </w:rPr>
+        <w:t xml:space="preserve"> 고르면? </w:t>
+      </w:r>
+      <w:r>
+        <w:rPr>
+          <w:b w:val="0"/>
+          <w:i w:val="0"/>
+          <w:sz w:val="20"/>
+          <w:u w:val="none"/>
+        </w:rPr>
+        <w:t>(4점)</w:t>
       </w:r>
     </w:p>
     <w:p>
@@ -2233,76 +2224,7 @@
           <w:sz w:val="20"/>
           <w:u w:val="none"/>
         </w:rPr>
-        <w:t>⑤ ⓔ: a line of people or vehicles moving together through a public place in order to celebrate an important day or event</w:t>
-      </w:r>
-    </w:p>
-    <w:p>
-      <w:pPr>
-        <w:spacing w:after="20" w:before="50"/>
-      </w:pPr>
-      <w:r>
-        <w:rPr>
-          <w:b/>
-          <w:i w:val="0"/>
-          <w:color w:val="1F3864"/>
-          <w:sz w:val="20"/>
-          <w:u w:val="none"/>
-        </w:rPr>
-        <w:t xml:space="preserve">15. </w:t>
-      </w:r>
-      <w:r>
-        <w:rPr>
-          <w:b w:val="0"/>
-          <w:i w:val="0"/>
-          <w:sz w:val="20"/>
-          <w:u w:val="none"/>
-        </w:rPr>
-        <w:t xml:space="preserve">윗글을 읽고 답할 수 </w:t>
-      </w:r>
-      <w:r>
-        <w:rPr>
-          <w:b/>
-          <w:i w:val="0"/>
-          <w:sz w:val="20"/>
-          <w:u w:val="none"/>
-        </w:rPr>
-        <w:t>없는</w:t>
-      </w:r>
-      <w:r>
-        <w:rPr>
-          <w:b w:val="0"/>
-          <w:i w:val="0"/>
-          <w:sz w:val="20"/>
-          <w:u w:val="none"/>
-        </w:rPr>
-        <w:t xml:space="preserve"> 질문을 </w:t>
-      </w:r>
-      <w:r>
-        <w:rPr>
-          <w:b/>
-          <w:i w:val="0"/>
-          <w:sz w:val="20"/>
-          <w:u w:val="none"/>
-        </w:rPr>
-        <w:t>있는 대로</w:t>
-      </w:r>
-      <w:r>
-        <w:rPr>
-          <w:b w:val="0"/>
-          <w:i w:val="0"/>
-          <w:sz w:val="20"/>
-          <w:u w:val="none"/>
-        </w:rPr>
-        <w:t xml:space="preserve"> 고르면? </w:t>
-      </w:r>
-      <w:r>
-        <w:rPr>
-          <w:b w:val="0"/>
-          <w:i w:val="0"/>
-          <w:sz w:val="20"/>
-          <w:u w:val="none"/>
-        </w:rPr>
-        <w:t>(4점)</w:t>
+        <w:t>① a. following the latest fashions in music and clothes</w:t>
       </w:r>
     </w:p>
     <w:p>
@@ -2317,7 +2239,7 @@
           <w:sz w:val="20"/>
           <w:u w:val="none"/>
         </w:rPr>
-        <w:t>① When does the festival take place?</w:t>
+        <w:t>② n. a tool that spreads liquid in small drops</w:t>
       </w:r>
     </w:p>
     <w:p>
@@ -2332,7 +2254,7 @@
           <w:sz w:val="20"/>
           <w:u w:val="none"/>
         </w:rPr>
-        <w:t>② What do people put on the altars?</w:t>
+        <w:t>③ v. to break food into smaller, softer pieces with the teeth</w:t>
       </w:r>
     </w:p>
     <w:p>
@@ -2347,7 +2269,7 @@
           <w:sz w:val="20"/>
           <w:u w:val="none"/>
         </w:rPr>
-        <w:t>③ How many people participate in the parade?</w:t>
+        <w:t>④ n. a person or an animal in a drawing, painting, etc.</w:t>
       </w:r>
     </w:p>
     <w:p>
@@ -2362,22 +2284,7 @@
           <w:sz w:val="20"/>
           <w:u w:val="none"/>
         </w:rPr>
-        <w:t>④ What do the skeletons show?</w:t>
-      </w:r>
-    </w:p>
-    <w:p>
-      <w:pPr>
-        <w:spacing w:after="10"/>
-        <w:ind w:left="170"/>
-      </w:pPr>
-      <w:r>
-        <w:rPr>
-          <w:b w:val="0"/>
-          <w:i w:val="0"/>
-          <w:sz w:val="20"/>
-          <w:u w:val="none"/>
-        </w:rPr>
-        <w:t>⑤ How long have people celebrated this festival?</w:t>
+        <w:t>⑤ n. something made by an artist, like a drawing, painting, or sculpture</w:t>
       </w:r>
     </w:p>
     <w:p>
@@ -2401,7 +2308,7 @@
           <w:sz w:val="20"/>
           <w:u w:val="none"/>
         </w:rPr>
-        <w:t xml:space="preserve">[서술형] 윗글을 읽고 다음 질문에 완전한 영어 문장으로 답하시오. </w:t>
+        <w:t xml:space="preserve">[서술형] 윗글에서 다음 우리말에 해당하는 문장을 찾아 그대로 쓰시오. </w:t>
       </w:r>
       <w:r>
         <w:rPr>
@@ -2432,7 +2339,7 @@
           <w:sz w:val="20"/>
           <w:u w:val="none"/>
         </w:rPr>
-        <w:t>Q: What do the townspeople do at night?</w:t>
+        <w:t>Wilson은 사람들이 길에 버린 껌 위에 그림을 그리는 것으로 잘 알려져 있다.</w:t>
       </w:r>
     </w:p>
     <w:p>
@@ -2447,7 +2354,7 @@
           <w:sz w:val="20"/>
           <w:u w:val="none"/>
         </w:rPr>
-        <w:t>A: ______________________________________________</w:t>
+        <w:t>→ ______________________________________________</w:t>
       </w:r>
     </w:p>
     <w:p>
@@ -2517,7 +2424,7 @@
           <w:sz w:val="20"/>
           <w:u w:val="none"/>
         </w:rPr>
-        <w:t>to put something into a hole in the ground and cover it</w:t>
+        <w:t>v. to keep doing something without stopping</w:t>
       </w:r>
       <w:r>
         <w:br/>
@@ -2529,7 +2436,7 @@
           <w:sz w:val="20"/>
           <w:u w:val="none"/>
         </w:rPr>
-        <w:t>→ Dr. Schofield loved Korea, and he was ____________ in Korea.</w:t>
+        <w:t>→ They ____________ to play soccer in the rain.</w:t>
       </w:r>
     </w:p>
     <w:p>
@@ -2599,7 +2506,7 @@
           <w:sz w:val="20"/>
           <w:u w:val="none"/>
         </w:rPr>
-        <w:t>(a) the group of people who officially control a country → ( 6번째 )</w:t>
+        <w:t>(a) n. the group of people who officially control a country → ( 6번째 )</w:t>
       </w:r>
       <w:r>
         <w:br/>
@@ -2611,7 +2518,7 @@
           <w:sz w:val="20"/>
           <w:u w:val="none"/>
         </w:rPr>
-        <w:t>(b) in or from a country that is not your own → ( 2번째 )</w:t>
+        <w:t>(b) a. in or from a country that is not your own → ( 2번째 )</w:t>
       </w:r>
       <w:r>
         <w:br/>
@@ -2623,7 +2530,7 @@
           <w:sz w:val="20"/>
           <w:u w:val="none"/>
         </w:rPr>
-        <w:t>(c) an action that a group of people take to change something in society → ( 3번째 )</w:t>
+        <w:t>(c) n. an action that a group of people take to change something in society → ( 3번째 )</w:t>
       </w:r>
       <w:r>
         <w:br/>
@@ -2635,7 +2542,7 @@
           <w:sz w:val="20"/>
           <w:u w:val="none"/>
         </w:rPr>
-        <w:t>(d) caring more about other people's needs and interests than about your own → ( 2번째 )</w:t>
+        <w:t>(d) a. caring more about other people's needs and interests than about your own → ( 2번째 )</w:t>
       </w:r>
       <w:r>
         <w:br/>
@@ -2647,7 +2554,7 @@
           <w:sz w:val="20"/>
           <w:u w:val="none"/>
         </w:rPr>
-        <w:t>(e) a piece of writing on a particular subject in a newspaper or magazine → ( 6번째 )</w:t>
+        <w:t>(e) n. a piece of writing on a particular subject in a newspaper or magazine → ( 6번째 )</w:t>
       </w:r>
     </w:p>
     <w:p>
@@ -2729,7 +2636,7 @@
           <w:sz w:val="20"/>
           <w:u w:val="none"/>
         </w:rPr>
-        <w:t>(b) She decided to study (medical) to become a doctor.</w:t>
+        <w:t>(b) We learned about famous (art) in art class.</w:t>
       </w:r>
       <w:r>
         <w:br/>
@@ -2741,7 +2648,7 @@
           <w:sz w:val="20"/>
           <w:u w:val="none"/>
         </w:rPr>
-        <w:t>(c) Why does the heart shape (symbol) love?</w:t>
+        <w:t>(c) He believed that every country has the right to be independent, so he helped the Korean (independent) movement.</w:t>
       </w:r>
     </w:p>
     <w:p>
@@ -3062,7 +2969,7 @@
           <w:sz w:val="18"/>
           <w:u w:val="none"/>
         </w:rPr>
-        <w:t xml:space="preserve"> ④</w:t>
+        <w:t xml:space="preserve"> ⑤</w:t>
       </w:r>
       <w:r>
         <w:rPr>
@@ -3149,7 +3056,7 @@
           <w:sz w:val="18"/>
           <w:u w:val="none"/>
         </w:rPr>
-        <w:t xml:space="preserve"> ④</w:t>
+        <w:t xml:space="preserve"> ⑤</w:t>
       </w:r>
       <w:r>
         <w:rPr>
@@ -3236,7 +3143,7 @@
           <w:sz w:val="18"/>
           <w:u w:val="none"/>
         </w:rPr>
-        <w:t xml:space="preserve"> ⑤</w:t>
+        <w:t xml:space="preserve"> ①</w:t>
       </w:r>
       <w:r>
         <w:rPr>
@@ -3294,7 +3201,7 @@
           <w:sz w:val="18"/>
           <w:u w:val="none"/>
         </w:rPr>
-        <w:t xml:space="preserve"> ③, ⑤</w:t>
+        <w:t xml:space="preserve"> ①, ④</w:t>
       </w:r>
       <w:r>
         <w:rPr>
@@ -3323,7 +3230,7 @@
           <w:sz w:val="18"/>
           <w:u w:val="none"/>
         </w:rPr>
-        <w:t xml:space="preserve"> They gather in the square and watch fireworks together.</w:t>
+        <w:t xml:space="preserve"> Wilson is well known for painting pictures on gum that people drop on the street.</w:t>
       </w:r>
       <w:r>
         <w:rPr>
@@ -3352,7 +3259,7 @@
           <w:sz w:val="18"/>
           <w:u w:val="none"/>
         </w:rPr>
-        <w:t xml:space="preserve"> buried</w:t>
+        <w:t xml:space="preserve"> continued</w:t>
       </w:r>
       <w:r>
         <w:rPr>
@@ -3410,7 +3317,7 @@
           <w:sz w:val="18"/>
           <w:u w:val="none"/>
         </w:rPr>
-        <w:t xml:space="preserve"> (a) independent (b) medicine (c) symbolize</w:t>
+        <w:t xml:space="preserve"> (a) independent (b) artworks (c) independence</w:t>
       </w:r>
       <w:r>
         <w:rPr>
